--- a/docs/DOC-04_Arquitetura.docx
+++ b/docs/DOC-04_Arquitetura.docx
@@ -28,7 +28,7 @@
           <w:sz w:val="20"/>
           <w:szCs w:val="20"/>
         </w:rPr>
-        <w:t xml:space="preserve">Monitoramento de contratacoes e despesas publicas do Brasil</w:t>
+        <w:t xml:space="preserve">Monitoramento de contratações e despesas públicas do Brasil</w:t>
       </w:r>
     </w:p>
     <w:p>
@@ -96,6 +96,9 @@
         <w:gridCol w:w="7200"/>
       </w:tblGrid>
       <w:tr>
+        <w:trPr>
+          <w:cantSplit/>
+        </w:trPr>
         <w:tc>
           <w:tcPr>
             <w:tcW w:type="dxa" w:w="2400"/>
@@ -146,12 +149,15 @@
                 <w:sz w:val="19"/>
                 <w:szCs w:val="19"/>
               </w:rPr>
-              <w:t xml:space="preserve">Lumen (nome de trabalho, sujeito a verificacao de disponibilidade)</w:t>
-            </w:r>
-          </w:p>
-        </w:tc>
-      </w:tr>
-      <w:tr>
+              <w:t xml:space="preserve">Lumen (nome de trabalho, sujeito a verificação de disponibilidade)</w:t>
+            </w:r>
+          </w:p>
+        </w:tc>
+      </w:tr>
+      <w:tr>
+        <w:trPr>
+          <w:cantSplit/>
+        </w:trPr>
         <w:tc>
           <w:tcPr>
             <w:tcW w:type="dxa" w:w="2400"/>
@@ -175,7 +181,7 @@
                 <w:sz w:val="19"/>
                 <w:szCs w:val="19"/>
               </w:rPr>
-              <w:t xml:space="preserve">Responsavel</w:t>
+              <w:t xml:space="preserve">Responsável</w:t>
             </w:r>
           </w:p>
         </w:tc>
@@ -208,6 +214,9 @@
         </w:tc>
       </w:tr>
       <w:tr>
+        <w:trPr>
+          <w:cantSplit/>
+        </w:trPr>
         <w:tc>
           <w:tcPr>
             <w:tcW w:type="dxa" w:w="2400"/>
@@ -231,7 +240,7 @@
                 <w:sz w:val="19"/>
                 <w:szCs w:val="19"/>
               </w:rPr>
-              <w:t xml:space="preserve">Versao</w:t>
+              <w:t xml:space="preserve">Versão</w:t>
             </w:r>
           </w:p>
         </w:tc>
@@ -258,12 +267,15 @@
                 <w:sz w:val="19"/>
                 <w:szCs w:val="19"/>
               </w:rPr>
-              <w:t xml:space="preserve">1.0</w:t>
-            </w:r>
-          </w:p>
-        </w:tc>
-      </w:tr>
-      <w:tr>
+              <w:t xml:space="preserve">1.1</w:t>
+            </w:r>
+          </w:p>
+        </w:tc>
+      </w:tr>
+      <w:tr>
+        <w:trPr>
+          <w:cantSplit/>
+        </w:trPr>
         <w:tc>
           <w:tcPr>
             <w:tcW w:type="dxa" w:w="2400"/>
@@ -314,12 +326,15 @@
                 <w:sz w:val="19"/>
                 <w:szCs w:val="19"/>
               </w:rPr>
-              <w:t xml:space="preserve">18 de setembro de 2026</w:t>
-            </w:r>
-          </w:p>
-        </w:tc>
-      </w:tr>
-      <w:tr>
+              <w:t xml:space="preserve">7 de outubro de 2026</w:t>
+            </w:r>
+          </w:p>
+        </w:tc>
+      </w:tr>
+      <w:tr>
+        <w:trPr>
+          <w:cantSplit/>
+        </w:trPr>
         <w:tc>
           <w:tcPr>
             <w:tcW w:type="dxa" w:w="2400"/>
@@ -343,7 +358,7 @@
                 <w:sz w:val="19"/>
                 <w:szCs w:val="19"/>
               </w:rPr>
-              <w:t xml:space="preserve">Situacao</w:t>
+              <w:t xml:space="preserve">Situação</w:t>
             </w:r>
           </w:p>
         </w:tc>
@@ -370,7 +385,7 @@
                 <w:sz w:val="19"/>
                 <w:szCs w:val="19"/>
               </w:rPr>
-              <w:t xml:space="preserve">Documento base para inicio de desenvolvimento</w:t>
+              <w:t xml:space="preserve">Documento base; seção 9 com a implantação da Fase 1 (ADR-026)</w:t>
             </w:r>
           </w:p>
         </w:tc>
@@ -395,7 +410,7 @@
           <w:sz w:val="18"/>
           <w:szCs w:val="18"/>
         </w:rPr>
-        <w:t xml:space="preserve">Este documento integra o pacote de documentacao do Projeto Lumen. Valores legais, limites e endpoints citados foram verificados em fontes oficiais em setembro de 2026 e devem ser reconferidos antes da implementacao, pois sao atualizados periodicamente por decreto.</w:t>
+        <w:t xml:space="preserve">Este documento integra o pacote de documentação do Projeto Lumen. Valores legais, limites e endpoints citados foram verificados em fontes oficiais em setembro de 2026 (os limites da seção 9, em outubro de 2026) e devem ser reconferidos antes da implementação, pois são atualizados periodicamente por decreto.</w:t>
       </w:r>
     </w:p>
     <w:p>
@@ -406,6 +421,8 @@
     <w:p>
       <w:pPr>
         <w:pStyle w:val="Heading1"/>
+        <w:keepNext/>
+        <w:keepLines/>
         <w:spacing w:after="160" w:before="380"/>
       </w:pPr>
       <w:r>
@@ -456,6 +473,8 @@
     <w:p>
       <w:pPr>
         <w:pStyle w:val="Heading1"/>
+        <w:keepNext/>
+        <w:keepLines/>
         <w:spacing w:after="160" w:before="380"/>
       </w:pPr>
       <w:r>
@@ -554,6 +573,9 @@
         </w:tc>
       </w:tr>
       <w:tr>
+        <w:trPr>
+          <w:cantSplit/>
+        </w:trPr>
         <w:tc>
           <w:tcPr>
             <w:tcW w:type="dxa" w:w="3200"/>
@@ -610,6 +632,9 @@
         </w:tc>
       </w:tr>
       <w:tr>
+        <w:trPr>
+          <w:cantSplit/>
+        </w:trPr>
         <w:tc>
           <w:tcPr>
             <w:tcW w:type="dxa" w:w="3200"/>
@@ -666,6 +691,9 @@
         </w:tc>
       </w:tr>
       <w:tr>
+        <w:trPr>
+          <w:cantSplit/>
+        </w:trPr>
         <w:tc>
           <w:tcPr>
             <w:tcW w:type="dxa" w:w="3200"/>
@@ -722,6 +750,9 @@
         </w:tc>
       </w:tr>
       <w:tr>
+        <w:trPr>
+          <w:cantSplit/>
+        </w:trPr>
         <w:tc>
           <w:tcPr>
             <w:tcW w:type="dxa" w:w="3200"/>
@@ -778,6 +809,9 @@
         </w:tc>
       </w:tr>
       <w:tr>
+        <w:trPr>
+          <w:cantSplit/>
+        </w:trPr>
         <w:tc>
           <w:tcPr>
             <w:tcW w:type="dxa" w:w="3200"/>
@@ -837,6 +871,8 @@
     <w:p>
       <w:pPr>
         <w:pStyle w:val="Heading1"/>
+        <w:keepNext/>
+        <w:keepLines/>
         <w:spacing w:after="160" w:before="380"/>
       </w:pPr>
       <w:r>
@@ -908,6 +944,8 @@
     <w:p>
       <w:pPr>
         <w:pStyle w:val="Heading2"/>
+        <w:keepNext/>
+        <w:keepLines/>
         <w:spacing w:after="120" w:before="280"/>
       </w:pPr>
       <w:r>
@@ -1021,6 +1059,9 @@
         </w:tc>
       </w:tr>
       <w:tr>
+        <w:trPr>
+          <w:cantSplit/>
+        </w:trPr>
         <w:tc>
           <w:tcPr>
             <w:tcW w:type="dxa" w:w="2300"/>
@@ -1104,6 +1145,9 @@
         </w:tc>
       </w:tr>
       <w:tr>
+        <w:trPr>
+          <w:cantSplit/>
+        </w:trPr>
         <w:tc>
           <w:tcPr>
             <w:tcW w:type="dxa" w:w="2300"/>
@@ -1187,6 +1231,9 @@
         </w:tc>
       </w:tr>
       <w:tr>
+        <w:trPr>
+          <w:cantSplit/>
+        </w:trPr>
         <w:tc>
           <w:tcPr>
             <w:tcW w:type="dxa" w:w="2300"/>
@@ -1270,6 +1317,9 @@
         </w:tc>
       </w:tr>
       <w:tr>
+        <w:trPr>
+          <w:cantSplit/>
+        </w:trPr>
         <w:tc>
           <w:tcPr>
             <w:tcW w:type="dxa" w:w="2300"/>
@@ -1353,6 +1403,9 @@
         </w:tc>
       </w:tr>
       <w:tr>
+        <w:trPr>
+          <w:cantSplit/>
+        </w:trPr>
         <w:tc>
           <w:tcPr>
             <w:tcW w:type="dxa" w:w="2300"/>
@@ -1436,6 +1489,9 @@
         </w:tc>
       </w:tr>
       <w:tr>
+        <w:trPr>
+          <w:cantSplit/>
+        </w:trPr>
         <w:tc>
           <w:tcPr>
             <w:tcW w:type="dxa" w:w="2300"/>
@@ -1519,6 +1575,9 @@
         </w:tc>
       </w:tr>
       <w:tr>
+        <w:trPr>
+          <w:cantSplit/>
+        </w:trPr>
         <w:tc>
           <w:tcPr>
             <w:tcW w:type="dxa" w:w="2300"/>
@@ -1602,6 +1661,9 @@
         </w:tc>
       </w:tr>
       <w:tr>
+        <w:trPr>
+          <w:cantSplit/>
+        </w:trPr>
         <w:tc>
           <w:tcPr>
             <w:tcW w:type="dxa" w:w="2300"/>
@@ -1685,6 +1747,9 @@
         </w:tc>
       </w:tr>
       <w:tr>
+        <w:trPr>
+          <w:cantSplit/>
+        </w:trPr>
         <w:tc>
           <w:tcPr>
             <w:tcW w:type="dxa" w:w="2300"/>
@@ -1768,6 +1833,9 @@
         </w:tc>
       </w:tr>
       <w:tr>
+        <w:trPr>
+          <w:cantSplit/>
+        </w:trPr>
         <w:tc>
           <w:tcPr>
             <w:tcW w:type="dxa" w:w="2300"/>
@@ -1851,6 +1919,9 @@
         </w:tc>
       </w:tr>
       <w:tr>
+        <w:trPr>
+          <w:cantSplit/>
+        </w:trPr>
         <w:tc>
           <w:tcPr>
             <w:tcW w:type="dxa" w:w="2300"/>
@@ -1934,6 +2005,9 @@
         </w:tc>
       </w:tr>
       <w:tr>
+        <w:trPr>
+          <w:cantSplit/>
+        </w:trPr>
         <w:tc>
           <w:tcPr>
             <w:tcW w:type="dxa" w:w="2300"/>
@@ -2017,6 +2091,9 @@
         </w:tc>
       </w:tr>
       <w:tr>
+        <w:trPr>
+          <w:cantSplit/>
+        </w:trPr>
         <w:tc>
           <w:tcPr>
             <w:tcW w:type="dxa" w:w="2300"/>
@@ -2108,6 +2185,8 @@
     <w:p>
       <w:pPr>
         <w:pStyle w:val="Heading1"/>
+        <w:keepNext/>
+        <w:keepLines/>
         <w:spacing w:after="160" w:before="380"/>
       </w:pPr>
       <w:r>
@@ -2117,6 +2196,8 @@
     <w:p>
       <w:pPr>
         <w:pStyle w:val="Heading2"/>
+        <w:keepNext/>
+        <w:keepLines/>
         <w:spacing w:after="120" w:before="280"/>
       </w:pPr>
       <w:r>
@@ -2147,7 +2228,7 @@
           <wp:inline distT="0" distB="0" distL="0" distR="0">
             <wp:extent cx="5905500" cy="1838325"/>
             <wp:effectExtent t="0" r="0" b="0" l="0"/>
-            <wp:docPr id="1" name="" descr="" title=""/>
+            <wp:docPr id="2" name="" descr="" title=""/>
             <wp:cNvGraphicFramePr>
               <a:graphicFrameLocks xmlns:a="http://schemas.openxmlformats.org/drawingml/2006/main" noChangeAspect="1"/>
             </wp:cNvGraphicFramePr>
@@ -2839,6 +2920,9 @@
         <w:gridCol w:w="9600"/>
       </w:tblGrid>
       <w:tr>
+        <w:trPr>
+          <w:cantSplit/>
+        </w:trPr>
         <w:tc>
           <w:tcPr>
             <w:tcW w:type="dxa" w:w="9600"/>
@@ -2877,6 +2961,8 @@
     <w:p>
       <w:pPr>
         <w:pStyle w:val="Heading2"/>
+        <w:keepNext/>
+        <w:keepLines/>
         <w:spacing w:after="120" w:before="280"/>
       </w:pPr>
       <w:r>
@@ -2907,7 +2993,7 @@
           <wp:inline distT="0" distB="0" distL="0" distR="0">
             <wp:extent cx="5905500" cy="2867025"/>
             <wp:effectExtent t="0" r="0" b="0" l="0"/>
-            <wp:docPr id="1" name="" descr="" title=""/>
+            <wp:docPr id="3" name="" descr="" title=""/>
             <wp:cNvGraphicFramePr>
               <a:graphicFrameLocks xmlns:a="http://schemas.openxmlformats.org/drawingml/2006/main" noChangeAspect="1"/>
             </wp:cNvGraphicFramePr>
@@ -3066,6 +3152,9 @@
         </w:tc>
       </w:tr>
       <w:tr>
+        <w:trPr>
+          <w:cantSplit/>
+        </w:trPr>
         <w:tc>
           <w:tcPr>
             <w:tcW w:type="dxa" w:w="1500"/>
@@ -3149,6 +3238,9 @@
         </w:tc>
       </w:tr>
       <w:tr>
+        <w:trPr>
+          <w:cantSplit/>
+        </w:trPr>
         <w:tc>
           <w:tcPr>
             <w:tcW w:type="dxa" w:w="1500"/>
@@ -3232,6 +3324,9 @@
         </w:tc>
       </w:tr>
       <w:tr>
+        <w:trPr>
+          <w:cantSplit/>
+        </w:trPr>
         <w:tc>
           <w:tcPr>
             <w:tcW w:type="dxa" w:w="1500"/>
@@ -3337,6 +3432,8 @@
     <w:p>
       <w:pPr>
         <w:pStyle w:val="Heading1"/>
+        <w:keepNext/>
+        <w:keepLines/>
         <w:spacing w:after="160" w:before="380"/>
       </w:pPr>
       <w:r>
@@ -3360,6 +3457,8 @@
     <w:p>
       <w:pPr>
         <w:pStyle w:val="Heading3"/>
+        <w:keepNext/>
+        <w:keepLines/>
         <w:spacing w:after="100" w:before="220"/>
       </w:pPr>
       <w:r>
@@ -3383,6 +3482,9 @@
         <w:gridCol w:w="7800"/>
       </w:tblGrid>
       <w:tr>
+        <w:trPr>
+          <w:cantSplit/>
+        </w:trPr>
         <w:tc>
           <w:tcPr>
             <w:tcW w:type="dxa" w:w="1800"/>
@@ -3439,6 +3541,9 @@
         </w:tc>
       </w:tr>
       <w:tr>
+        <w:trPr>
+          <w:cantSplit/>
+        </w:trPr>
         <w:tc>
           <w:tcPr>
             <w:tcW w:type="dxa" w:w="1800"/>
@@ -3495,6 +3600,9 @@
         </w:tc>
       </w:tr>
       <w:tr>
+        <w:trPr>
+          <w:cantSplit/>
+        </w:trPr>
         <w:tc>
           <w:tcPr>
             <w:tcW w:type="dxa" w:w="1800"/>
@@ -3551,6 +3659,9 @@
         </w:tc>
       </w:tr>
       <w:tr>
+        <w:trPr>
+          <w:cantSplit/>
+        </w:trPr>
         <w:tc>
           <w:tcPr>
             <w:tcW w:type="dxa" w:w="1800"/>
@@ -3615,6 +3726,8 @@
     <w:p>
       <w:pPr>
         <w:pStyle w:val="Heading3"/>
+        <w:keepNext/>
+        <w:keepLines/>
         <w:spacing w:after="100" w:before="220"/>
       </w:pPr>
       <w:r>
@@ -3638,6 +3751,9 @@
         <w:gridCol w:w="7800"/>
       </w:tblGrid>
       <w:tr>
+        <w:trPr>
+          <w:cantSplit/>
+        </w:trPr>
         <w:tc>
           <w:tcPr>
             <w:tcW w:type="dxa" w:w="1800"/>
@@ -3694,6 +3810,9 @@
         </w:tc>
       </w:tr>
       <w:tr>
+        <w:trPr>
+          <w:cantSplit/>
+        </w:trPr>
         <w:tc>
           <w:tcPr>
             <w:tcW w:type="dxa" w:w="1800"/>
@@ -3750,6 +3869,9 @@
         </w:tc>
       </w:tr>
       <w:tr>
+        <w:trPr>
+          <w:cantSplit/>
+        </w:trPr>
         <w:tc>
           <w:tcPr>
             <w:tcW w:type="dxa" w:w="1800"/>
@@ -3806,6 +3928,9 @@
         </w:tc>
       </w:tr>
       <w:tr>
+        <w:trPr>
+          <w:cantSplit/>
+        </w:trPr>
         <w:tc>
           <w:tcPr>
             <w:tcW w:type="dxa" w:w="1800"/>
@@ -3870,6 +3995,8 @@
     <w:p>
       <w:pPr>
         <w:pStyle w:val="Heading3"/>
+        <w:keepNext/>
+        <w:keepLines/>
         <w:spacing w:after="100" w:before="220"/>
       </w:pPr>
       <w:r>
@@ -3893,6 +4020,9 @@
         <w:gridCol w:w="7800"/>
       </w:tblGrid>
       <w:tr>
+        <w:trPr>
+          <w:cantSplit/>
+        </w:trPr>
         <w:tc>
           <w:tcPr>
             <w:tcW w:type="dxa" w:w="1800"/>
@@ -3949,6 +4079,9 @@
         </w:tc>
       </w:tr>
       <w:tr>
+        <w:trPr>
+          <w:cantSplit/>
+        </w:trPr>
         <w:tc>
           <w:tcPr>
             <w:tcW w:type="dxa" w:w="1800"/>
@@ -4005,6 +4138,9 @@
         </w:tc>
       </w:tr>
       <w:tr>
+        <w:trPr>
+          <w:cantSplit/>
+        </w:trPr>
         <w:tc>
           <w:tcPr>
             <w:tcW w:type="dxa" w:w="1800"/>
@@ -4061,6 +4197,9 @@
         </w:tc>
       </w:tr>
       <w:tr>
+        <w:trPr>
+          <w:cantSplit/>
+        </w:trPr>
         <w:tc>
           <w:tcPr>
             <w:tcW w:type="dxa" w:w="1800"/>
@@ -4125,6 +4264,8 @@
     <w:p>
       <w:pPr>
         <w:pStyle w:val="Heading3"/>
+        <w:keepNext/>
+        <w:keepLines/>
         <w:spacing w:after="100" w:before="220"/>
       </w:pPr>
       <w:r>
@@ -4148,6 +4289,9 @@
         <w:gridCol w:w="7800"/>
       </w:tblGrid>
       <w:tr>
+        <w:trPr>
+          <w:cantSplit/>
+        </w:trPr>
         <w:tc>
           <w:tcPr>
             <w:tcW w:type="dxa" w:w="1800"/>
@@ -4204,6 +4348,9 @@
         </w:tc>
       </w:tr>
       <w:tr>
+        <w:trPr>
+          <w:cantSplit/>
+        </w:trPr>
         <w:tc>
           <w:tcPr>
             <w:tcW w:type="dxa" w:w="1800"/>
@@ -4260,6 +4407,9 @@
         </w:tc>
       </w:tr>
       <w:tr>
+        <w:trPr>
+          <w:cantSplit/>
+        </w:trPr>
         <w:tc>
           <w:tcPr>
             <w:tcW w:type="dxa" w:w="1800"/>
@@ -4316,6 +4466,9 @@
         </w:tc>
       </w:tr>
       <w:tr>
+        <w:trPr>
+          <w:cantSplit/>
+        </w:trPr>
         <w:tc>
           <w:tcPr>
             <w:tcW w:type="dxa" w:w="1800"/>
@@ -4380,6 +4533,8 @@
     <w:p>
       <w:pPr>
         <w:pStyle w:val="Heading3"/>
+        <w:keepNext/>
+        <w:keepLines/>
         <w:spacing w:after="100" w:before="220"/>
       </w:pPr>
       <w:r>
@@ -4403,6 +4558,9 @@
         <w:gridCol w:w="7800"/>
       </w:tblGrid>
       <w:tr>
+        <w:trPr>
+          <w:cantSplit/>
+        </w:trPr>
         <w:tc>
           <w:tcPr>
             <w:tcW w:type="dxa" w:w="1800"/>
@@ -4459,6 +4617,9 @@
         </w:tc>
       </w:tr>
       <w:tr>
+        <w:trPr>
+          <w:cantSplit/>
+        </w:trPr>
         <w:tc>
           <w:tcPr>
             <w:tcW w:type="dxa" w:w="1800"/>
@@ -4515,6 +4676,9 @@
         </w:tc>
       </w:tr>
       <w:tr>
+        <w:trPr>
+          <w:cantSplit/>
+        </w:trPr>
         <w:tc>
           <w:tcPr>
             <w:tcW w:type="dxa" w:w="1800"/>
@@ -4571,6 +4735,9 @@
         </w:tc>
       </w:tr>
       <w:tr>
+        <w:trPr>
+          <w:cantSplit/>
+        </w:trPr>
         <w:tc>
           <w:tcPr>
             <w:tcW w:type="dxa" w:w="1800"/>
@@ -4635,6 +4802,8 @@
     <w:p>
       <w:pPr>
         <w:pStyle w:val="Heading3"/>
+        <w:keepNext/>
+        <w:keepLines/>
         <w:spacing w:after="100" w:before="220"/>
       </w:pPr>
       <w:r>
@@ -4658,6 +4827,9 @@
         <w:gridCol w:w="7800"/>
       </w:tblGrid>
       <w:tr>
+        <w:trPr>
+          <w:cantSplit/>
+        </w:trPr>
         <w:tc>
           <w:tcPr>
             <w:tcW w:type="dxa" w:w="1800"/>
@@ -4714,6 +4886,9 @@
         </w:tc>
       </w:tr>
       <w:tr>
+        <w:trPr>
+          <w:cantSplit/>
+        </w:trPr>
         <w:tc>
           <w:tcPr>
             <w:tcW w:type="dxa" w:w="1800"/>
@@ -4770,6 +4945,9 @@
         </w:tc>
       </w:tr>
       <w:tr>
+        <w:trPr>
+          <w:cantSplit/>
+        </w:trPr>
         <w:tc>
           <w:tcPr>
             <w:tcW w:type="dxa" w:w="1800"/>
@@ -4826,6 +5004,9 @@
         </w:tc>
       </w:tr>
       <w:tr>
+        <w:trPr>
+          <w:cantSplit/>
+        </w:trPr>
         <w:tc>
           <w:tcPr>
             <w:tcW w:type="dxa" w:w="1800"/>
@@ -4890,6 +5071,8 @@
     <w:p>
       <w:pPr>
         <w:pStyle w:val="Heading3"/>
+        <w:keepNext/>
+        <w:keepLines/>
         <w:spacing w:after="100" w:before="220"/>
       </w:pPr>
       <w:r>
@@ -4913,6 +5096,9 @@
         <w:gridCol w:w="7800"/>
       </w:tblGrid>
       <w:tr>
+        <w:trPr>
+          <w:cantSplit/>
+        </w:trPr>
         <w:tc>
           <w:tcPr>
             <w:tcW w:type="dxa" w:w="1800"/>
@@ -4969,6 +5155,9 @@
         </w:tc>
       </w:tr>
       <w:tr>
+        <w:trPr>
+          <w:cantSplit/>
+        </w:trPr>
         <w:tc>
           <w:tcPr>
             <w:tcW w:type="dxa" w:w="1800"/>
@@ -5025,6 +5214,9 @@
         </w:tc>
       </w:tr>
       <w:tr>
+        <w:trPr>
+          <w:cantSplit/>
+        </w:trPr>
         <w:tc>
           <w:tcPr>
             <w:tcW w:type="dxa" w:w="1800"/>
@@ -5081,6 +5273,9 @@
         </w:tc>
       </w:tr>
       <w:tr>
+        <w:trPr>
+          <w:cantSplit/>
+        </w:trPr>
         <w:tc>
           <w:tcPr>
             <w:tcW w:type="dxa" w:w="1800"/>
@@ -5145,6 +5340,8 @@
     <w:p>
       <w:pPr>
         <w:pStyle w:val="Heading3"/>
+        <w:keepNext/>
+        <w:keepLines/>
         <w:spacing w:after="100" w:before="220"/>
       </w:pPr>
       <w:r>
@@ -5168,6 +5365,9 @@
         <w:gridCol w:w="7800"/>
       </w:tblGrid>
       <w:tr>
+        <w:trPr>
+          <w:cantSplit/>
+        </w:trPr>
         <w:tc>
           <w:tcPr>
             <w:tcW w:type="dxa" w:w="1800"/>
@@ -5224,6 +5424,9 @@
         </w:tc>
       </w:tr>
       <w:tr>
+        <w:trPr>
+          <w:cantSplit/>
+        </w:trPr>
         <w:tc>
           <w:tcPr>
             <w:tcW w:type="dxa" w:w="1800"/>
@@ -5280,6 +5483,9 @@
         </w:tc>
       </w:tr>
       <w:tr>
+        <w:trPr>
+          <w:cantSplit/>
+        </w:trPr>
         <w:tc>
           <w:tcPr>
             <w:tcW w:type="dxa" w:w="1800"/>
@@ -5336,6 +5542,9 @@
         </w:tc>
       </w:tr>
       <w:tr>
+        <w:trPr>
+          <w:cantSplit/>
+        </w:trPr>
         <w:tc>
           <w:tcPr>
             <w:tcW w:type="dxa" w:w="1800"/>
@@ -5400,6 +5609,8 @@
     <w:p>
       <w:pPr>
         <w:pStyle w:val="Heading3"/>
+        <w:keepNext/>
+        <w:keepLines/>
         <w:spacing w:after="100" w:before="220"/>
       </w:pPr>
       <w:r>
@@ -5423,6 +5634,9 @@
         <w:gridCol w:w="7800"/>
       </w:tblGrid>
       <w:tr>
+        <w:trPr>
+          <w:cantSplit/>
+        </w:trPr>
         <w:tc>
           <w:tcPr>
             <w:tcW w:type="dxa" w:w="1800"/>
@@ -5479,6 +5693,9 @@
         </w:tc>
       </w:tr>
       <w:tr>
+        <w:trPr>
+          <w:cantSplit/>
+        </w:trPr>
         <w:tc>
           <w:tcPr>
             <w:tcW w:type="dxa" w:w="1800"/>
@@ -5535,6 +5752,9 @@
         </w:tc>
       </w:tr>
       <w:tr>
+        <w:trPr>
+          <w:cantSplit/>
+        </w:trPr>
         <w:tc>
           <w:tcPr>
             <w:tcW w:type="dxa" w:w="1800"/>
@@ -5591,6 +5811,9 @@
         </w:tc>
       </w:tr>
       <w:tr>
+        <w:trPr>
+          <w:cantSplit/>
+        </w:trPr>
         <w:tc>
           <w:tcPr>
             <w:tcW w:type="dxa" w:w="1800"/>
@@ -5655,6 +5878,8 @@
     <w:p>
       <w:pPr>
         <w:pStyle w:val="Heading3"/>
+        <w:keepNext/>
+        <w:keepLines/>
         <w:spacing w:after="100" w:before="220"/>
       </w:pPr>
       <w:r>
@@ -5678,6 +5903,9 @@
         <w:gridCol w:w="7800"/>
       </w:tblGrid>
       <w:tr>
+        <w:trPr>
+          <w:cantSplit/>
+        </w:trPr>
         <w:tc>
           <w:tcPr>
             <w:tcW w:type="dxa" w:w="1800"/>
@@ -5734,6 +5962,9 @@
         </w:tc>
       </w:tr>
       <w:tr>
+        <w:trPr>
+          <w:cantSplit/>
+        </w:trPr>
         <w:tc>
           <w:tcPr>
             <w:tcW w:type="dxa" w:w="1800"/>
@@ -5790,6 +6021,9 @@
         </w:tc>
       </w:tr>
       <w:tr>
+        <w:trPr>
+          <w:cantSplit/>
+        </w:trPr>
         <w:tc>
           <w:tcPr>
             <w:tcW w:type="dxa" w:w="1800"/>
@@ -5846,6 +6080,9 @@
         </w:tc>
       </w:tr>
       <w:tr>
+        <w:trPr>
+          <w:cantSplit/>
+        </w:trPr>
         <w:tc>
           <w:tcPr>
             <w:tcW w:type="dxa" w:w="1800"/>
@@ -5915,6 +6152,8 @@
     <w:p>
       <w:pPr>
         <w:pStyle w:val="Heading1"/>
+        <w:keepNext/>
+        <w:keepLines/>
         <w:spacing w:after="160" w:before="380"/>
       </w:pPr>
       <w:r>
@@ -7095,6 +7334,8 @@
     <w:p>
       <w:pPr>
         <w:pStyle w:val="Heading1"/>
+        <w:keepNext/>
+        <w:keepLines/>
         <w:spacing w:after="160" w:before="380"/>
       </w:pPr>
       <w:r>
@@ -7222,6 +7463,9 @@
         </w:tc>
       </w:tr>
       <w:tr>
+        <w:trPr>
+          <w:cantSplit/>
+        </w:trPr>
         <w:tc>
           <w:tcPr>
             <w:tcW w:type="dxa" w:w="2600"/>
@@ -7305,6 +7549,9 @@
         </w:tc>
       </w:tr>
       <w:tr>
+        <w:trPr>
+          <w:cantSplit/>
+        </w:trPr>
         <w:tc>
           <w:tcPr>
             <w:tcW w:type="dxa" w:w="2600"/>
@@ -7388,6 +7635,9 @@
         </w:tc>
       </w:tr>
       <w:tr>
+        <w:trPr>
+          <w:cantSplit/>
+        </w:trPr>
         <w:tc>
           <w:tcPr>
             <w:tcW w:type="dxa" w:w="2600"/>
@@ -7471,6 +7721,9 @@
         </w:tc>
       </w:tr>
       <w:tr>
+        <w:trPr>
+          <w:cantSplit/>
+        </w:trPr>
         <w:tc>
           <w:tcPr>
             <w:tcW w:type="dxa" w:w="2600"/>
@@ -7554,6 +7807,9 @@
         </w:tc>
       </w:tr>
       <w:tr>
+        <w:trPr>
+          <w:cantSplit/>
+        </w:trPr>
         <w:tc>
           <w:tcPr>
             <w:tcW w:type="dxa" w:w="2600"/>
@@ -7637,6 +7893,9 @@
         </w:tc>
       </w:tr>
       <w:tr>
+        <w:trPr>
+          <w:cantSplit/>
+        </w:trPr>
         <w:tc>
           <w:tcPr>
             <w:tcW w:type="dxa" w:w="2600"/>
@@ -7723,6 +7982,8 @@
     <w:p>
       <w:pPr>
         <w:pStyle w:val="Heading3"/>
+        <w:keepNext/>
+        <w:keepLines/>
         <w:spacing w:after="100" w:before="220"/>
       </w:pPr>
       <w:r>
@@ -7789,6 +8050,8 @@
     <w:p>
       <w:pPr>
         <w:pStyle w:val="Heading1"/>
+        <w:keepNext/>
+        <w:keepLines/>
         <w:spacing w:after="160" w:before="380"/>
       </w:pPr>
       <w:r>
@@ -7873,6 +8136,9 @@
         </w:tc>
       </w:tr>
       <w:tr>
+        <w:trPr>
+          <w:cantSplit/>
+        </w:trPr>
         <w:tc>
           <w:tcPr>
             <w:tcW w:type="dxa" w:w="2400"/>
@@ -7929,6 +8195,9 @@
         </w:tc>
       </w:tr>
       <w:tr>
+        <w:trPr>
+          <w:cantSplit/>
+        </w:trPr>
         <w:tc>
           <w:tcPr>
             <w:tcW w:type="dxa" w:w="2400"/>
@@ -7985,6 +8254,9 @@
         </w:tc>
       </w:tr>
       <w:tr>
+        <w:trPr>
+          <w:cantSplit/>
+        </w:trPr>
         <w:tc>
           <w:tcPr>
             <w:tcW w:type="dxa" w:w="2400"/>
@@ -8041,6 +8313,9 @@
         </w:tc>
       </w:tr>
       <w:tr>
+        <w:trPr>
+          <w:cantSplit/>
+        </w:trPr>
         <w:tc>
           <w:tcPr>
             <w:tcW w:type="dxa" w:w="2400"/>
@@ -8097,6 +8372,9 @@
         </w:tc>
       </w:tr>
       <w:tr>
+        <w:trPr>
+          <w:cantSplit/>
+        </w:trPr>
         <w:tc>
           <w:tcPr>
             <w:tcW w:type="dxa" w:w="2400"/>
@@ -8153,6 +8431,9 @@
         </w:tc>
       </w:tr>
       <w:tr>
+        <w:trPr>
+          <w:cantSplit/>
+        </w:trPr>
         <w:tc>
           <w:tcPr>
             <w:tcW w:type="dxa" w:w="2400"/>
@@ -8209,6 +8490,9 @@
         </w:tc>
       </w:tr>
       <w:tr>
+        <w:trPr>
+          <w:cantSplit/>
+        </w:trPr>
         <w:tc>
           <w:tcPr>
             <w:tcW w:type="dxa" w:w="2400"/>
@@ -8265,6 +8549,9 @@
         </w:tc>
       </w:tr>
       <w:tr>
+        <w:trPr>
+          <w:cantSplit/>
+        </w:trPr>
         <w:tc>
           <w:tcPr>
             <w:tcW w:type="dxa" w:w="2400"/>
@@ -8321,6 +8608,9 @@
         </w:tc>
       </w:tr>
       <w:tr>
+        <w:trPr>
+          <w:cantSplit/>
+        </w:trPr>
         <w:tc>
           <w:tcPr>
             <w:tcW w:type="dxa" w:w="2400"/>
@@ -8380,6 +8670,8 @@
     <w:p>
       <w:pPr>
         <w:pStyle w:val="Heading1"/>
+        <w:keepNext/>
+        <w:keepLines/>
         <w:spacing w:after="160" w:before="380"/>
       </w:pPr>
       <w:r>
@@ -8507,6 +8799,9 @@
         </w:tc>
       </w:tr>
       <w:tr>
+        <w:trPr>
+          <w:cantSplit/>
+        </w:trPr>
         <w:tc>
           <w:tcPr>
             <w:tcW w:type="dxa" w:w="2000"/>
@@ -8590,6 +8885,9 @@
         </w:tc>
       </w:tr>
       <w:tr>
+        <w:trPr>
+          <w:cantSplit/>
+        </w:trPr>
         <w:tc>
           <w:tcPr>
             <w:tcW w:type="dxa" w:w="2000"/>
@@ -8673,6 +8971,9 @@
         </w:tc>
       </w:tr>
       <w:tr>
+        <w:trPr>
+          <w:cantSplit/>
+        </w:trPr>
         <w:tc>
           <w:tcPr>
             <w:tcW w:type="dxa" w:w="2000"/>
@@ -8772,6 +9073,9 @@
         <w:gridCol w:w="9600"/>
       </w:tblGrid>
       <w:tr>
+        <w:trPr>
+          <w:cantSplit/>
+        </w:trPr>
         <w:tc>
           <w:tcPr>
             <w:tcW w:type="dxa" w:w="9600"/>
@@ -8807,9 +9111,676 @@
         </w:tc>
       </w:tr>
     </w:tbl>
+    <w:p>
+      <w:pPr>
+        <w:pStyle w:val="Heading1"/>
+        <w:keepNext/>
+        <w:keepLines/>
+        <w:spacing w:after="160" w:before="380"/>
+      </w:pPr>
+      <w:r>
+        <w:t xml:space="preserve">9. Implantação sem custo na Fase 1</w:t>
+      </w:r>
+    </w:p>
+    <w:p>
+      <w:pPr>
+        <w:spacing w:after="120"/>
+      </w:pPr>
+      <w:r>
+        <w:rPr>
+          <w:b w:val="false"/>
+          <w:bCs w:val="false"/>
+          <w:i w:val="false"/>
+          <w:iCs w:val="false"/>
+        </w:rPr>
+        <w:t xml:space="preserve">Os containers da seção 2 descrevem papéis, não fornecedores. Enquanto o projeto não tem orçamento, cada papel roda num plano gratuito (ADR-026). A troca por um serviço pago não muda o código: o armazenamento é S3 compatível, o banco é PostgreSQL e os dados analíticos são Parquet.</w:t>
+      </w:r>
+    </w:p>
+    <w:tbl>
+      <w:tblPr>
+        <w:tblW w:type="dxa" w:w="9600"/>
+        <w:tblBorders>
+          <w:top w:val="single" w:color="BFBFBF" w:sz="4"/>
+          <w:left w:val="single" w:color="BFBFBF" w:sz="4"/>
+          <w:bottom w:val="single" w:color="BFBFBF" w:sz="4"/>
+          <w:right w:val="single" w:color="BFBFBF" w:sz="4"/>
+          <w:insideH w:val="single" w:color="D9D9D9" w:sz="2"/>
+          <w:insideV w:val="single" w:color="D9D9D9" w:sz="2"/>
+        </w:tblBorders>
+      </w:tblPr>
+      <w:tblGrid>
+        <w:gridCol w:w="2400"/>
+        <w:gridCol w:w="4200"/>
+        <w:gridCol w:w="3000"/>
+      </w:tblGrid>
+      <w:tr>
+        <w:trPr>
+          <w:tblHeader/>
+        </w:trPr>
+        <w:tc>
+          <w:tcPr>
+            <w:tcW w:type="dxa" w:w="2400"/>
+            <w:shd w:fill="1F3864" w:val="clear"/>
+            <w:tcMar>
+              <w:top w:type="dxa" w:w="80"/>
+              <w:left w:type="dxa" w:w="110"/>
+              <w:bottom w:type="dxa" w:w="80"/>
+              <w:right w:type="dxa" w:w="110"/>
+            </w:tcMar>
+            <w:vAlign w:val="center"/>
+          </w:tcPr>
+          <w:p>
+            <w:pPr>
+              <w:spacing w:after="0"/>
+            </w:pPr>
+            <w:r>
+              <w:rPr>
+                <w:b/>
+                <w:bCs/>
+                <w:color w:val="FFFFFF"/>
+                <w:sz w:val="19"/>
+                <w:szCs w:val="19"/>
+              </w:rPr>
+              <w:t xml:space="preserve">Container</w:t>
+            </w:r>
+          </w:p>
+        </w:tc>
+        <w:tc>
+          <w:tcPr>
+            <w:tcW w:type="dxa" w:w="4200"/>
+            <w:shd w:fill="1F3864" w:val="clear"/>
+            <w:tcMar>
+              <w:top w:type="dxa" w:w="80"/>
+              <w:left w:type="dxa" w:w="110"/>
+              <w:bottom w:type="dxa" w:w="80"/>
+              <w:right w:type="dxa" w:w="110"/>
+            </w:tcMar>
+            <w:vAlign w:val="center"/>
+          </w:tcPr>
+          <w:p>
+            <w:pPr>
+              <w:spacing w:after="0"/>
+            </w:pPr>
+            <w:r>
+              <w:rPr>
+                <w:b/>
+                <w:bCs/>
+                <w:color w:val="FFFFFF"/>
+                <w:sz w:val="19"/>
+                <w:szCs w:val="19"/>
+              </w:rPr>
+              <w:t xml:space="preserve">Na Fase 1</w:t>
+            </w:r>
+          </w:p>
+        </w:tc>
+        <w:tc>
+          <w:tcPr>
+            <w:tcW w:type="dxa" w:w="3000"/>
+            <w:shd w:fill="1F3864" w:val="clear"/>
+            <w:tcMar>
+              <w:top w:type="dxa" w:w="80"/>
+              <w:left w:type="dxa" w:w="110"/>
+              <w:bottom w:type="dxa" w:w="80"/>
+              <w:right w:type="dxa" w:w="110"/>
+            </w:tcMar>
+            <w:vAlign w:val="center"/>
+          </w:tcPr>
+          <w:p>
+            <w:pPr>
+              <w:spacing w:after="0"/>
+            </w:pPr>
+            <w:r>
+              <w:rPr>
+                <w:b/>
+                <w:bCs/>
+                <w:color w:val="FFFFFF"/>
+                <w:sz w:val="19"/>
+                <w:szCs w:val="19"/>
+              </w:rPr>
+              <w:t xml:space="preserve">Limite que pede a primeira despesa</w:t>
+            </w:r>
+          </w:p>
+        </w:tc>
+      </w:tr>
+      <w:tr>
+        <w:trPr>
+          <w:cantSplit/>
+        </w:trPr>
+        <w:tc>
+          <w:tcPr>
+            <w:tcW w:type="dxa" w:w="2400"/>
+            <w:shd w:fill="FFFFFF" w:val="clear"/>
+            <w:tcMar>
+              <w:top w:type="dxa" w:w="70"/>
+              <w:left w:type="dxa" w:w="110"/>
+              <w:bottom w:type="dxa" w:w="70"/>
+              <w:right w:type="dxa" w:w="110"/>
+            </w:tcMar>
+            <w:vAlign w:val="center"/>
+          </w:tcPr>
+          <w:p>
+            <w:pPr>
+              <w:spacing w:after="0"/>
+            </w:pPr>
+            <w:r>
+              <w:rPr>
+                <w:b w:val="false"/>
+                <w:bCs w:val="false"/>
+                <w:sz w:val="17"/>
+                <w:szCs w:val="17"/>
+              </w:rPr>
+              <w:t xml:space="preserve">Armazenamento de objetos</w:t>
+            </w:r>
+          </w:p>
+        </w:tc>
+        <w:tc>
+          <w:tcPr>
+            <w:tcW w:type="dxa" w:w="4200"/>
+            <w:shd w:fill="FFFFFF" w:val="clear"/>
+            <w:tcMar>
+              <w:top w:type="dxa" w:w="70"/>
+              <w:left w:type="dxa" w:w="110"/>
+              <w:bottom w:type="dxa" w:w="70"/>
+              <w:right w:type="dxa" w:w="110"/>
+            </w:tcMar>
+            <w:vAlign w:val="center"/>
+          </w:tcPr>
+          <w:p>
+            <w:pPr>
+              <w:spacing w:after="0"/>
+            </w:pPr>
+            <w:r>
+              <w:rPr>
+                <w:b w:val="false"/>
+                <w:bCs w:val="false"/>
+                <w:sz w:val="17"/>
+                <w:szCs w:val="17"/>
+              </w:rPr>
+              <w:t xml:space="preserve">Cloudflare R2: feeds públicos, estado das cargas e, quando a coleta sair do computador local, a prova com trava de bucket</w:t>
+            </w:r>
+          </w:p>
+        </w:tc>
+        <w:tc>
+          <w:tcPr>
+            <w:tcW w:type="dxa" w:w="3000"/>
+            <w:shd w:fill="FFFFFF" w:val="clear"/>
+            <w:tcMar>
+              <w:top w:type="dxa" w:w="70"/>
+              <w:left w:type="dxa" w:w="110"/>
+              <w:bottom w:type="dxa" w:w="70"/>
+              <w:right w:type="dxa" w:w="110"/>
+            </w:tcMar>
+            <w:vAlign w:val="center"/>
+          </w:tcPr>
+          <w:p>
+            <w:pPr>
+              <w:spacing w:after="0"/>
+            </w:pPr>
+            <w:r>
+              <w:rPr>
+                <w:b w:val="false"/>
+                <w:bCs w:val="false"/>
+                <w:sz w:val="17"/>
+                <w:szCs w:val="17"/>
+              </w:rPr>
+              <w:t xml:space="preserve">10 GB-mês somados</w:t>
+            </w:r>
+          </w:p>
+        </w:tc>
+      </w:tr>
+      <w:tr>
+        <w:trPr>
+          <w:cantSplit/>
+        </w:trPr>
+        <w:tc>
+          <w:tcPr>
+            <w:tcW w:type="dxa" w:w="2400"/>
+            <w:shd w:fill="F2F2F2" w:val="clear"/>
+            <w:tcMar>
+              <w:top w:type="dxa" w:w="70"/>
+              <w:left w:type="dxa" w:w="110"/>
+              <w:bottom w:type="dxa" w:w="70"/>
+              <w:right w:type="dxa" w:w="110"/>
+            </w:tcMar>
+            <w:vAlign w:val="center"/>
+          </w:tcPr>
+          <w:p>
+            <w:pPr>
+              <w:spacing w:after="0"/>
+            </w:pPr>
+            <w:r>
+              <w:rPr>
+                <w:b w:val="false"/>
+                <w:bCs w:val="false"/>
+                <w:sz w:val="17"/>
+                <w:szCs w:val="17"/>
+              </w:rPr>
+              <w:t xml:space="preserve">Lakehouse analítico</w:t>
+            </w:r>
+          </w:p>
+        </w:tc>
+        <w:tc>
+          <w:tcPr>
+            <w:tcW w:type="dxa" w:w="4200"/>
+            <w:shd w:fill="F2F2F2" w:val="clear"/>
+            <w:tcMar>
+              <w:top w:type="dxa" w:w="70"/>
+              <w:left w:type="dxa" w:w="110"/>
+              <w:bottom w:type="dxa" w:w="70"/>
+              <w:right w:type="dxa" w:w="110"/>
+            </w:tcMar>
+            <w:vAlign w:val="center"/>
+          </w:tcPr>
+          <w:p>
+            <w:pPr>
+              <w:spacing w:after="0"/>
+            </w:pPr>
+            <w:r>
+              <w:rPr>
+                <w:b w:val="false"/>
+                <w:bCs w:val="false"/>
+                <w:sz w:val="17"/>
+                <w:szCs w:val="17"/>
+              </w:rPr>
+              <w:t xml:space="preserve">Parquet no R2, consultado com DuckDB</w:t>
+            </w:r>
+          </w:p>
+        </w:tc>
+        <w:tc>
+          <w:tcPr>
+            <w:tcW w:type="dxa" w:w="3000"/>
+            <w:shd w:fill="F2F2F2" w:val="clear"/>
+            <w:tcMar>
+              <w:top w:type="dxa" w:w="70"/>
+              <w:left w:type="dxa" w:w="110"/>
+              <w:bottom w:type="dxa" w:w="70"/>
+              <w:right w:type="dxa" w:w="110"/>
+            </w:tcMar>
+            <w:vAlign w:val="center"/>
+          </w:tcPr>
+          <w:p>
+            <w:pPr>
+              <w:spacing w:after="0"/>
+            </w:pPr>
+            <w:r>
+              <w:rPr>
+                <w:b w:val="false"/>
+                <w:bCs w:val="false"/>
+                <w:sz w:val="17"/>
+                <w:szCs w:val="17"/>
+              </w:rPr>
+              <w:t xml:space="preserve">Os mesmos 10 GB</w:t>
+            </w:r>
+          </w:p>
+        </w:tc>
+      </w:tr>
+      <w:tr>
+        <w:trPr>
+          <w:cantSplit/>
+        </w:trPr>
+        <w:tc>
+          <w:tcPr>
+            <w:tcW w:type="dxa" w:w="2400"/>
+            <w:shd w:fill="FFFFFF" w:val="clear"/>
+            <w:tcMar>
+              <w:top w:type="dxa" w:w="70"/>
+              <w:left w:type="dxa" w:w="110"/>
+              <w:bottom w:type="dxa" w:w="70"/>
+              <w:right w:type="dxa" w:w="110"/>
+            </w:tcMar>
+            <w:vAlign w:val="center"/>
+          </w:tcPr>
+          <w:p>
+            <w:pPr>
+              <w:spacing w:after="0"/>
+            </w:pPr>
+            <w:r>
+              <w:rPr>
+                <w:b w:val="false"/>
+                <w:bCs w:val="false"/>
+                <w:sz w:val="17"/>
+                <w:szCs w:val="17"/>
+              </w:rPr>
+              <w:t xml:space="preserve">Banco de domínio</w:t>
+            </w:r>
+          </w:p>
+        </w:tc>
+        <w:tc>
+          <w:tcPr>
+            <w:tcW w:type="dxa" w:w="4200"/>
+            <w:shd w:fill="FFFFFF" w:val="clear"/>
+            <w:tcMar>
+              <w:top w:type="dxa" w:w="70"/>
+              <w:left w:type="dxa" w:w="110"/>
+              <w:bottom w:type="dxa" w:w="70"/>
+              <w:right w:type="dxa" w:w="110"/>
+            </w:tcMar>
+            <w:vAlign w:val="center"/>
+          </w:tcPr>
+          <w:p>
+            <w:pPr>
+              <w:spacing w:after="0"/>
+            </w:pPr>
+            <w:r>
+              <w:rPr>
+                <w:b w:val="false"/>
+                <w:bCs w:val="false"/>
+                <w:sz w:val="17"/>
+                <w:szCs w:val="17"/>
+              </w:rPr>
+              <w:t xml:space="preserve">Supabase gratuito, em organização própria do projeto, com a migração 0001</w:t>
+            </w:r>
+          </w:p>
+        </w:tc>
+        <w:tc>
+          <w:tcPr>
+            <w:tcW w:type="dxa" w:w="3000"/>
+            <w:shd w:fill="FFFFFF" w:val="clear"/>
+            <w:tcMar>
+              <w:top w:type="dxa" w:w="70"/>
+              <w:left w:type="dxa" w:w="110"/>
+              <w:bottom w:type="dxa" w:w="70"/>
+              <w:right w:type="dxa" w:w="110"/>
+            </w:tcMar>
+            <w:vAlign w:val="center"/>
+          </w:tcPr>
+          <w:p>
+            <w:pPr>
+              <w:spacing w:after="0"/>
+            </w:pPr>
+            <w:r>
+              <w:rPr>
+                <w:b w:val="false"/>
+                <w:bCs w:val="false"/>
+                <w:sz w:val="17"/>
+                <w:szCs w:val="17"/>
+              </w:rPr>
+              <w:t xml:space="preserve">500 MB de banco</w:t>
+            </w:r>
+          </w:p>
+        </w:tc>
+      </w:tr>
+      <w:tr>
+        <w:trPr>
+          <w:cantSplit/>
+        </w:trPr>
+        <w:tc>
+          <w:tcPr>
+            <w:tcW w:type="dxa" w:w="2400"/>
+            <w:shd w:fill="F2F2F2" w:val="clear"/>
+            <w:tcMar>
+              <w:top w:type="dxa" w:w="70"/>
+              <w:left w:type="dxa" w:w="110"/>
+              <w:bottom w:type="dxa" w:w="70"/>
+              <w:right w:type="dxa" w:w="110"/>
+            </w:tcMar>
+            <w:vAlign w:val="center"/>
+          </w:tcPr>
+          <w:p>
+            <w:pPr>
+              <w:spacing w:after="0"/>
+            </w:pPr>
+            <w:r>
+              <w:rPr>
+                <w:b w:val="false"/>
+                <w:bCs w:val="false"/>
+                <w:sz w:val="17"/>
+                <w:szCs w:val="17"/>
+              </w:rPr>
+              <w:t xml:space="preserve">Orquestrador</w:t>
+            </w:r>
+          </w:p>
+        </w:tc>
+        <w:tc>
+          <w:tcPr>
+            <w:tcW w:type="dxa" w:w="4200"/>
+            <w:shd w:fill="F2F2F2" w:val="clear"/>
+            <w:tcMar>
+              <w:top w:type="dxa" w:w="70"/>
+              <w:left w:type="dxa" w:w="110"/>
+              <w:bottom w:type="dxa" w:w="70"/>
+              <w:right w:type="dxa" w:w="110"/>
+            </w:tcMar>
+            <w:vAlign w:val="center"/>
+          </w:tcPr>
+          <w:p>
+            <w:pPr>
+              <w:spacing w:after="0"/>
+            </w:pPr>
+            <w:r>
+              <w:rPr>
+                <w:b w:val="false"/>
+                <w:bCs w:val="false"/>
+                <w:sz w:val="17"/>
+                <w:szCs w:val="17"/>
+              </w:rPr>
+              <w:t xml:space="preserve">GitHub Actions agendado, com cargas retomáveis e prazo por execução; o Dagster entra quando houver máquina permanente</w:t>
+            </w:r>
+          </w:p>
+        </w:tc>
+        <w:tc>
+          <w:tcPr>
+            <w:tcW w:type="dxa" w:w="3000"/>
+            <w:shd w:fill="F2F2F2" w:val="clear"/>
+            <w:tcMar>
+              <w:top w:type="dxa" w:w="70"/>
+              <w:left w:type="dxa" w:w="110"/>
+              <w:bottom w:type="dxa" w:w="70"/>
+              <w:right w:type="dxa" w:w="110"/>
+            </w:tcMar>
+            <w:vAlign w:val="center"/>
+          </w:tcPr>
+          <w:p>
+            <w:pPr>
+              <w:spacing w:after="0"/>
+            </w:pPr>
+            <w:r>
+              <w:rPr>
+                <w:b w:val="false"/>
+                <w:bCs w:val="false"/>
+                <w:sz w:val="17"/>
+                <w:szCs w:val="17"/>
+              </w:rPr>
+              <w:t xml:space="preserve">2.000 minutos por mês em repositório privado</w:t>
+            </w:r>
+          </w:p>
+        </w:tc>
+      </w:tr>
+      <w:tr>
+        <w:trPr>
+          <w:cantSplit/>
+        </w:trPr>
+        <w:tc>
+          <w:tcPr>
+            <w:tcW w:type="dxa" w:w="2400"/>
+            <w:shd w:fill="FFFFFF" w:val="clear"/>
+            <w:tcMar>
+              <w:top w:type="dxa" w:w="70"/>
+              <w:left w:type="dxa" w:w="110"/>
+              <w:bottom w:type="dxa" w:w="70"/>
+              <w:right w:type="dxa" w:w="110"/>
+            </w:tcMar>
+            <w:vAlign w:val="center"/>
+          </w:tcPr>
+          <w:p>
+            <w:pPr>
+              <w:spacing w:after="0"/>
+            </w:pPr>
+            <w:r>
+              <w:rPr>
+                <w:b w:val="false"/>
+                <w:bCs w:val="false"/>
+                <w:sz w:val="17"/>
+                <w:szCs w:val="17"/>
+              </w:rPr>
+              <w:t xml:space="preserve">Portal web</w:t>
+            </w:r>
+          </w:p>
+        </w:tc>
+        <w:tc>
+          <w:tcPr>
+            <w:tcW w:type="dxa" w:w="4200"/>
+            <w:shd w:fill="FFFFFF" w:val="clear"/>
+            <w:tcMar>
+              <w:top w:type="dxa" w:w="70"/>
+              <w:left w:type="dxa" w:w="110"/>
+              <w:bottom w:type="dxa" w:w="70"/>
+              <w:right w:type="dxa" w:w="110"/>
+            </w:tcMar>
+            <w:vAlign w:val="center"/>
+          </w:tcPr>
+          <w:p>
+            <w:pPr>
+              <w:spacing w:after="0"/>
+            </w:pPr>
+            <w:r>
+              <w:rPr>
+                <w:b w:val="false"/>
+                <w:bCs w:val="false"/>
+                <w:sz w:val="17"/>
+                <w:szCs w:val="17"/>
+              </w:rPr>
+              <w:t xml:space="preserve">Cloudflare Pages, site estático</w:t>
+            </w:r>
+          </w:p>
+        </w:tc>
+        <w:tc>
+          <w:tcPr>
+            <w:tcW w:type="dxa" w:w="3000"/>
+            <w:shd w:fill="FFFFFF" w:val="clear"/>
+            <w:tcMar>
+              <w:top w:type="dxa" w:w="70"/>
+              <w:left w:type="dxa" w:w="110"/>
+              <w:bottom w:type="dxa" w:w="70"/>
+              <w:right w:type="dxa" w:w="110"/>
+            </w:tcMar>
+            <w:vAlign w:val="center"/>
+          </w:tcPr>
+          <w:p>
+            <w:pPr>
+              <w:spacing w:after="0"/>
+            </w:pPr>
+            <w:r>
+              <w:rPr>
+                <w:b w:val="false"/>
+                <w:bCs w:val="false"/>
+                <w:sz w:val="17"/>
+                <w:szCs w:val="17"/>
+              </w:rPr>
+              <w:t xml:space="preserve">Domínio próprio</w:t>
+            </w:r>
+          </w:p>
+        </w:tc>
+      </w:tr>
+      <w:tr>
+        <w:trPr>
+          <w:cantSplit/>
+        </w:trPr>
+        <w:tc>
+          <w:tcPr>
+            <w:tcW w:type="dxa" w:w="2400"/>
+            <w:shd w:fill="F2F2F2" w:val="clear"/>
+            <w:tcMar>
+              <w:top w:type="dxa" w:w="70"/>
+              <w:left w:type="dxa" w:w="110"/>
+              <w:bottom w:type="dxa" w:w="70"/>
+              <w:right w:type="dxa" w:w="110"/>
+            </w:tcMar>
+            <w:vAlign w:val="center"/>
+          </w:tcPr>
+          <w:p>
+            <w:pPr>
+              <w:spacing w:after="0"/>
+            </w:pPr>
+            <w:r>
+              <w:rPr>
+                <w:b w:val="false"/>
+                <w:bCs w:val="false"/>
+                <w:sz w:val="17"/>
+                <w:szCs w:val="17"/>
+              </w:rPr>
+              <w:t xml:space="preserve">Índice de busca e API pública</w:t>
+            </w:r>
+          </w:p>
+        </w:tc>
+        <w:tc>
+          <w:tcPr>
+            <w:tcW w:type="dxa" w:w="4200"/>
+            <w:shd w:fill="F2F2F2" w:val="clear"/>
+            <w:tcMar>
+              <w:top w:type="dxa" w:w="70"/>
+              <w:left w:type="dxa" w:w="110"/>
+              <w:bottom w:type="dxa" w:w="70"/>
+              <w:right w:type="dxa" w:w="110"/>
+            </w:tcMar>
+            <w:vAlign w:val="center"/>
+          </w:tcPr>
+          <w:p>
+            <w:pPr>
+              <w:spacing w:after="0"/>
+            </w:pPr>
+            <w:r>
+              <w:rPr>
+                <w:b w:val="false"/>
+                <w:bCs w:val="false"/>
+                <w:sz w:val="17"/>
+                <w:szCs w:val="17"/>
+              </w:rPr>
+              <w:t xml:space="preserve">Ainda não implantados: entram nas fases seguintes (DOC-10)</w:t>
+            </w:r>
+          </w:p>
+        </w:tc>
+        <w:tc>
+          <w:tcPr>
+            <w:tcW w:type="dxa" w:w="3000"/>
+            <w:shd w:fill="F2F2F2" w:val="clear"/>
+            <w:tcMar>
+              <w:top w:type="dxa" w:w="70"/>
+              <w:left w:type="dxa" w:w="110"/>
+              <w:bottom w:type="dxa" w:w="70"/>
+              <w:right w:type="dxa" w:w="110"/>
+            </w:tcMar>
+            <w:vAlign w:val="center"/>
+          </w:tcPr>
+          <w:p>
+            <w:pPr>
+              <w:spacing w:after="0"/>
+            </w:pPr>
+            <w:r>
+              <w:rPr>
+                <w:b w:val="false"/>
+                <w:bCs w:val="false"/>
+                <w:sz w:val="17"/>
+                <w:szCs w:val="17"/>
+              </w:rPr>
+              <w:t xml:space="preserve">—</w:t>
+            </w:r>
+          </w:p>
+        </w:tc>
+      </w:tr>
+    </w:tbl>
+    <w:p>
+      <w:pPr>
+        <w:spacing w:after="80"/>
+      </w:pPr>
+    </w:p>
+    <w:p>
+      <w:pPr>
+        <w:spacing w:after="120"/>
+      </w:pPr>
+      <w:r>
+        <w:rPr>
+          <w:b w:val="false"/>
+          <w:bCs w:val="false"/>
+          <w:i w:val="false"/>
+          <w:iCs w:val="false"/>
+        </w:rPr>
+        <w:t xml:space="preserve">Os segredos ficam nos segredos do GitHub Actions e em variáveis de ambiente, nunca no repositório (seção 7). O passo a passo da configuração está no DOC-12, seção 9.5.</w:t>
+      </w:r>
+    </w:p>
     <w:sectPr>
-      <w:headerReference w:type="default" r:id="rId7"/>
-      <w:footerReference w:type="default" r:id="rId8"/>
+      <w:headerReference w:type="default" r:id="rId6"/>
+      <w:footerReference w:type="default" r:id="rId7"/>
       <w:pgSz w:w="11906" w:h="16838" w:orient="portrait"/>
       <w:pgMar w:top="1140" w:right="1134" w:bottom="1140" w:left="1134" w:header="708" w:footer="708" w:gutter="0"/>
       <w:pgNumType/>
@@ -8817,10 +9788,6 @@
     </w:sectPr>
   </w:body>
 </w:document>
-</file>
-
-<file path=word/comments.xml><?xml version="1.0" encoding="utf-8"?>
-<w:comments xmlns:cx="http://schemas.microsoft.com/office/drawing/2014/chartex" xmlns:cx1="http://schemas.microsoft.com/office/drawing/2015/9/8/chartex" xmlns:cx2="http://schemas.microsoft.com/office/drawing/2015/10/21/chartex" xmlns:cx3="http://schemas.microsoft.com/office/drawing/2016/5/9/chartex" xmlns:cx4="http://schemas.microsoft.com/office/drawing/2016/5/10/chartex" xmlns:cx5="http://schemas.microsoft.com/office/drawing/2016/5/11/chartex" xmlns:cx6="http://schemas.microsoft.com/office/drawing/2016/5/12/chartex" xmlns:cx7="http://schemas.microsoft.com/office/drawing/2016/5/13/chartex" xmlns:cx8="http://schemas.microsoft.com/office/drawing/2016/5/14/chartex" xmlns:mc="http://schemas.openxmlformats.org/markup-compatibility/2006" xmlns:aink="http://schemas.microsoft.com/office/drawing/2016/ink" xmlns:am3d="http://schemas.microsoft.com/office/drawing/2017/model3d" xmlns:o="urn:schemas-microsoft-com:office:office" xmlns:r="http://schemas.openxmlformats.org/officeDocument/2006/relationships" xmlns:m="http://schemas.openxmlformats.org/officeDocument/2006/math" xmlns:v="urn:schemas-microsoft-com:vml" xmlns:wp14="http://schemas.microsoft.com/office/word/2010/wordprocessingDrawing" xmlns:wp="http://schemas.openxmlformats.org/drawingml/2006/wordprocessingDrawing" xmlns:w10="urn:schemas-microsoft-com:office:word" xmlns:w="http://schemas.openxmlformats.org/wordprocessingml/2006/main" xmlns:w14="http://schemas.microsoft.com/office/word/2010/wordml" xmlns:w15="http://schemas.microsoft.com/office/word/2012/wordml" xmlns:w16cex="http://schemas.microsoft.com/office/word/2018/wordml/cex" xmlns:w16cid="http://schemas.microsoft.com/office/word/2016/wordml/cid" xmlns:w16="http://schemas.microsoft.com/office/word/2018/wordml" xmlns:w16sdtdh="http://schemas.microsoft.com/office/word/2020/wordml/sdtdatahash" xmlns:w16se="http://schemas.microsoft.com/office/word/2015/wordml/symex" xmlns:wpg="http://schemas.microsoft.com/office/word/2010/wordprocessingGroup" xmlns:wpi="http://schemas.microsoft.com/office/word/2010/wordprocessingInk" xmlns:wne="http://schemas.microsoft.com/office/word/2006/wordml" xmlns:wps="http://schemas.microsoft.com/office/word/2010/wordprocessingShape"/>
 </file>
 
 <file path=word/endnotes.xml><?xml version="1.0" encoding="utf-8"?>
@@ -8969,7 +9936,7 @@
 <w:numbering xmlns:wpc="http://schemas.microsoft.com/office/word/2010/wordprocessingCanvas" xmlns:mc="http://schemas.openxmlformats.org/markup-compatibility/2006" xmlns:o="urn:schemas-microsoft-com:office:office" xmlns:r="http://schemas.openxmlformats.org/officeDocument/2006/relationships" xmlns:m="http://schemas.openxmlformats.org/officeDocument/2006/math" xmlns:v="urn:schemas-microsoft-com:vml" xmlns:wp14="http://schemas.microsoft.com/office/word/2010/wordprocessingDrawing" xmlns:wp="http://schemas.openxmlformats.org/drawingml/2006/wordprocessingDrawing" xmlns:w10="urn:schemas-microsoft-com:office:word" xmlns:w="http://schemas.openxmlformats.org/wordprocessingml/2006/main" xmlns:w14="http://schemas.microsoft.com/office/word/2010/wordml" xmlns:w15="http://schemas.microsoft.com/office/word/2012/wordml" xmlns:wpg="http://schemas.microsoft.com/office/word/2010/wordprocessingGroup" xmlns:wpi="http://schemas.microsoft.com/office/word/2010/wordprocessingInk" xmlns:wne="http://schemas.microsoft.com/office/word/2006/wordml" xmlns:wps="http://schemas.microsoft.com/office/word/2010/wordprocessingShape" mc:Ignorable="w14 w15 wp14">
   <w:abstractNum w:abstractNumId="1" w15:restartNumberingAfterBreak="0">
     <w:multiLevelType w:val="hybridMultilevel"/>
-    <w:lvl w:ilvl="0" w15:tentative="1">
+    <w:lvl w:ilvl="0" w:tentative="1">
       <w:start w:val="1"/>
       <w:numFmt w:val="bullet"/>
       <w:lvlText w:val="●"/>
@@ -8978,7 +9945,7 @@
         <w:ind w:left="720" w:hanging="360"/>
       </w:pPr>
     </w:lvl>
-    <w:lvl w:ilvl="1" w15:tentative="1">
+    <w:lvl w:ilvl="1" w:tentative="1">
       <w:start w:val="1"/>
       <w:numFmt w:val="bullet"/>
       <w:lvlText w:val="○"/>
@@ -8987,7 +9954,7 @@
         <w:ind w:left="1440" w:hanging="360"/>
       </w:pPr>
     </w:lvl>
-    <w:lvl w:ilvl="2" w15:tentative="1">
+    <w:lvl w:ilvl="2" w:tentative="1">
       <w:start w:val="1"/>
       <w:numFmt w:val="bullet"/>
       <w:lvlText w:val="■"/>
@@ -8996,7 +9963,7 @@
         <w:ind w:left="2160" w:hanging="360"/>
       </w:pPr>
     </w:lvl>
-    <w:lvl w:ilvl="3" w15:tentative="1">
+    <w:lvl w:ilvl="3" w:tentative="1">
       <w:start w:val="1"/>
       <w:numFmt w:val="bullet"/>
       <w:lvlText w:val="●"/>
@@ -9005,7 +9972,7 @@
         <w:ind w:left="2880" w:hanging="360"/>
       </w:pPr>
     </w:lvl>
-    <w:lvl w:ilvl="4" w15:tentative="1">
+    <w:lvl w:ilvl="4" w:tentative="1">
       <w:start w:val="1"/>
       <w:numFmt w:val="bullet"/>
       <w:lvlText w:val="○"/>
@@ -9014,7 +9981,7 @@
         <w:ind w:left="3600" w:hanging="360"/>
       </w:pPr>
     </w:lvl>
-    <w:lvl w:ilvl="5" w15:tentative="1">
+    <w:lvl w:ilvl="5" w:tentative="1">
       <w:start w:val="1"/>
       <w:numFmt w:val="bullet"/>
       <w:lvlText w:val="■"/>
@@ -9023,7 +9990,7 @@
         <w:ind w:left="4320" w:hanging="360"/>
       </w:pPr>
     </w:lvl>
-    <w:lvl w:ilvl="6" w15:tentative="1">
+    <w:lvl w:ilvl="6" w:tentative="1">
       <w:start w:val="1"/>
       <w:numFmt w:val="bullet"/>
       <w:lvlText w:val="●"/>
@@ -9032,7 +9999,7 @@
         <w:ind w:left="5040" w:hanging="360"/>
       </w:pPr>
     </w:lvl>
-    <w:lvl w:ilvl="7" w15:tentative="1">
+    <w:lvl w:ilvl="7" w:tentative="1">
       <w:start w:val="1"/>
       <w:numFmt w:val="bullet"/>
       <w:lvlText w:val="●"/>
@@ -9041,7 +10008,7 @@
         <w:ind w:left="5760" w:hanging="360"/>
       </w:pPr>
     </w:lvl>
-    <w:lvl w:ilvl="8" w15:tentative="1">
+    <w:lvl w:ilvl="8" w:tentative="1">
       <w:start w:val="1"/>
       <w:numFmt w:val="bullet"/>
       <w:lvlText w:val="●"/>
@@ -9053,7 +10020,7 @@
   </w:abstractNum>
   <w:abstractNum w:abstractNumId="2" w15:restartNumberingAfterBreak="0">
     <w:multiLevelType w:val="hybridMultilevel"/>
-    <w:lvl w:ilvl="0" w15:tentative="1">
+    <w:lvl w:ilvl="0" w:tentative="1">
       <w:start w:val="1"/>
       <w:numFmt w:val="bullet"/>
       <w:lvlText w:val="•"/>
@@ -9062,7 +10029,7 @@
         <w:ind w:left="420" w:hanging="250"/>
       </w:pPr>
     </w:lvl>
-    <w:lvl w:ilvl="1" w15:tentative="1">
+    <w:lvl w:ilvl="1" w:tentative="1">
       <w:start w:val="1"/>
       <w:numFmt w:val="bullet"/>
       <w:lvlText w:val="◦"/>
@@ -9071,7 +10038,7 @@
         <w:ind w:left="840" w:hanging="250"/>
       </w:pPr>
     </w:lvl>
-    <w:lvl w:ilvl="2" w15:tentative="1">
+    <w:lvl w:ilvl="2" w:tentative="1">
       <w:start w:val="1"/>
       <w:numFmt w:val="bullet"/>
       <w:lvlText w:val="▪"/>
@@ -9083,7 +10050,7 @@
   </w:abstractNum>
   <w:abstractNum w:abstractNumId="3" w15:restartNumberingAfterBreak="0">
     <w:multiLevelType w:val="hybridMultilevel"/>
-    <w:lvl w:ilvl="0" w15:tentative="1">
+    <w:lvl w:ilvl="0" w:tentative="1">
       <w:start w:val="1"/>
       <w:numFmt w:val="decimal"/>
       <w:lvlText w:val="%1."/>
@@ -9092,7 +10059,7 @@
         <w:ind w:left="440" w:hanging="280"/>
       </w:pPr>
     </w:lvl>
-    <w:lvl w:ilvl="1" w15:tentative="1">
+    <w:lvl w:ilvl="1" w:tentative="1">
       <w:start w:val="1"/>
       <w:numFmt w:val="lowerLetter"/>
       <w:lvlText w:val="%2)"/>
@@ -9133,6 +10100,10 @@
       </w:pPr>
     </w:pPrDefault>
   </w:docDefaults>
+  <w:style w:type="paragraph" w:styleId="Normal" w:default="1">
+    <w:name w:val="Normal"/>
+    <w:qFormat/>
+  </w:style>
   <w:style w:type="paragraph" w:styleId="Title">
     <w:name w:val="Title"/>
     <w:basedOn w:val="Normal"/>
@@ -9323,4 +10294,294 @@
     </w:rPr>
   </w:style>
 </w:styles>
+</file>
+
+<file path=word/theme/theme1.xml><?xml version="1.0" encoding="utf-8"?>
+<a:theme xmlns:a="http://schemas.openxmlformats.org/drawingml/2006/main" name="Office Theme">
+  <a:themeElements>
+    <a:clrScheme name="Office">
+      <a:dk1>
+        <a:sysClr val="windowText" lastClr="000000"/>
+      </a:dk1>
+      <a:lt1>
+        <a:sysClr val="window" lastClr="FFFFFF"/>
+      </a:lt1>
+      <a:dk2>
+        <a:srgbClr val="44546A"/>
+      </a:dk2>
+      <a:lt2>
+        <a:srgbClr val="E7E6E6"/>
+      </a:lt2>
+      <a:accent1>
+        <a:srgbClr val="4472C4"/>
+      </a:accent1>
+      <a:accent2>
+        <a:srgbClr val="ED7D31"/>
+      </a:accent2>
+      <a:accent3>
+        <a:srgbClr val="A5A5A5"/>
+      </a:accent3>
+      <a:accent4>
+        <a:srgbClr val="FFC000"/>
+      </a:accent4>
+      <a:accent5>
+        <a:srgbClr val="5B9BD5"/>
+      </a:accent5>
+      <a:accent6>
+        <a:srgbClr val="70AD47"/>
+      </a:accent6>
+      <a:hlink>
+        <a:srgbClr val="0563C1"/>
+      </a:hlink>
+      <a:folHlink>
+        <a:srgbClr val="954F72"/>
+      </a:folHlink>
+    </a:clrScheme>
+    <a:fontScheme name="Office">
+      <a:majorFont>
+        <a:latin typeface="Calibri Light" panose="020F0302020204030204"/>
+        <a:ea typeface=""/>
+        <a:cs typeface=""/>
+        <a:font script="Jpan" typeface="游ゴシック Light"/>
+        <a:font script="Hang" typeface="맑은 고딕"/>
+        <a:font script="Hans" typeface="等线 Light"/>
+        <a:font script="Hant" typeface="新細明體"/>
+        <a:font script="Arab" typeface="Times New Roman"/>
+        <a:font script="Hebr" typeface="Times New Roman"/>
+        <a:font script="Thai" typeface="Angsana New"/>
+        <a:font script="Ethi" typeface="Nyala"/>
+        <a:font script="Beng" typeface="Vrinda"/>
+        <a:font script="Gujr" typeface="Shruti"/>
+        <a:font script="Khmr" typeface="MoolBoran"/>
+        <a:font script="Knda" typeface="Tunga"/>
+        <a:font script="Guru" typeface="Raavi"/>
+        <a:font script="Cans" typeface="Euphemia"/>
+        <a:font script="Cher" typeface="Plantagenet Cherokee"/>
+        <a:font script="Yiii" typeface="Microsoft Yi Baiti"/>
+        <a:font script="Tibt" typeface="Microsoft Himalaya"/>
+        <a:font script="Thaa" typeface="MV Boli"/>
+        <a:font script="Deva" typeface="Mangal"/>
+        <a:font script="Telu" typeface="Gautami"/>
+        <a:font script="Taml" typeface="Latha"/>
+        <a:font script="Syrc" typeface="Estrangelo Edessa"/>
+        <a:font script="Orya" typeface="Kalinga"/>
+        <a:font script="Mlym" typeface="Kartika"/>
+        <a:font script="Laoo" typeface="DokChampa"/>
+        <a:font script="Sinh" typeface="Iskoola Pota"/>
+        <a:font script="Mong" typeface="Mongolian Baiti"/>
+        <a:font script="Viet" typeface="Times New Roman"/>
+        <a:font script="Uigh" typeface="Microsoft Uighur"/>
+        <a:font script="Geor" typeface="Sylfaen"/>
+        <a:font script="Armn" typeface="Arial"/>
+        <a:font script="Bugi" typeface="Leelawadee UI"/>
+        <a:font script="Bopo" typeface="Microsoft JhengHei"/>
+        <a:font script="Java" typeface="Javanese Text"/>
+        <a:font script="Lisu" typeface="Segoe UI"/>
+        <a:font script="Mymr" typeface="Myanmar Text"/>
+        <a:font script="Nkoo" typeface="Ebrima"/>
+        <a:font script="Olck" typeface="Nirmala UI"/>
+        <a:font script="Osma" typeface="Ebrima"/>
+        <a:font script="Phag" typeface="Phagspa"/>
+        <a:font script="Syrn" typeface="Estrangelo Edessa"/>
+        <a:font script="Syrj" typeface="Estrangelo Edessa"/>
+        <a:font script="Syre" typeface="Estrangelo Edessa"/>
+        <a:font script="Sora" typeface="Nirmala UI"/>
+        <a:font script="Tale" typeface="Microsoft Tai Le"/>
+        <a:font script="Talu" typeface="Microsoft New Tai Lue"/>
+        <a:font script="Tfng" typeface="Ebrima"/>
+      </a:majorFont>
+      <a:minorFont>
+        <a:latin typeface="Calibri" panose="020F0502020204030204"/>
+        <a:ea typeface=""/>
+        <a:cs typeface=""/>
+        <a:font script="Jpan" typeface="游明朝"/>
+        <a:font script="Hang" typeface="맑은 고딕"/>
+        <a:font script="Hans" typeface="等线"/>
+        <a:font script="Hant" typeface="新細明體"/>
+        <a:font script="Arab" typeface="Arial"/>
+        <a:font script="Hebr" typeface="Arial"/>
+        <a:font script="Thai" typeface="Cordia New"/>
+        <a:font script="Ethi" typeface="Nyala"/>
+        <a:font script="Beng" typeface="Vrinda"/>
+        <a:font script="Gujr" typeface="Shruti"/>
+        <a:font script="Khmr" typeface="DaunPenh"/>
+        <a:font script="Knda" typeface="Tunga"/>
+        <a:font script="Guru" typeface="Raavi"/>
+        <a:font script="Cans" typeface="Euphemia"/>
+        <a:font script="Cher" typeface="Plantagenet Cherokee"/>
+        <a:font script="Yiii" typeface="Microsoft Yi Baiti"/>
+        <a:font script="Tibt" typeface="Microsoft Himalaya"/>
+        <a:font script="Thaa" typeface="MV Boli"/>
+        <a:font script="Deva" typeface="Mangal"/>
+        <a:font script="Telu" typeface="Gautami"/>
+        <a:font script="Taml" typeface="Latha"/>
+        <a:font script="Syrc" typeface="Estrangelo Edessa"/>
+        <a:font script="Orya" typeface="Kalinga"/>
+        <a:font script="Mlym" typeface="Kartika"/>
+        <a:font script="Laoo" typeface="DokChampa"/>
+        <a:font script="Sinh" typeface="Iskoola Pota"/>
+        <a:font script="Mong" typeface="Mongolian Baiti"/>
+        <a:font script="Viet" typeface="Arial"/>
+        <a:font script="Uigh" typeface="Microsoft Uighur"/>
+        <a:font script="Geor" typeface="Sylfaen"/>
+        <a:font script="Armn" typeface="Arial"/>
+        <a:font script="Bugi" typeface="Leelawadee UI"/>
+        <a:font script="Bopo" typeface="Microsoft JhengHei"/>
+        <a:font script="Java" typeface="Javanese Text"/>
+        <a:font script="Lisu" typeface="Segoe UI"/>
+        <a:font script="Mymr" typeface="Myanmar Text"/>
+        <a:font script="Nkoo" typeface="Ebrima"/>
+        <a:font script="Olck" typeface="Nirmala UI"/>
+        <a:font script="Osma" typeface="Ebrima"/>
+        <a:font script="Phag" typeface="Phagspa"/>
+        <a:font script="Syrn" typeface="Estrangelo Edessa"/>
+        <a:font script="Syrj" typeface="Estrangelo Edessa"/>
+        <a:font script="Syre" typeface="Estrangelo Edessa"/>
+        <a:font script="Sora" typeface="Nirmala UI"/>
+        <a:font script="Tale" typeface="Microsoft Tai Le"/>
+        <a:font script="Talu" typeface="Microsoft New Tai Lue"/>
+        <a:font script="Tfng" typeface="Ebrima"/>
+      </a:minorFont>
+    </a:fontScheme>
+    <a:fmtScheme name="Office">
+      <a:fillStyleLst>
+        <a:solidFill>
+          <a:schemeClr val="phClr"/>
+        </a:solidFill>
+        <a:gradFill rotWithShape="true">
+          <a:gsLst>
+            <a:gs pos="0">
+              <a:schemeClr val="phClr">
+                <a:lumMod val="110000"/>
+                <a:satMod val="105000"/>
+                <a:tint val="67000"/>
+              </a:schemeClr>
+            </a:gs>
+            <a:gs pos="50000">
+              <a:schemeClr val="phClr">
+                <a:lumMod val="105000"/>
+                <a:satMod val="103000"/>
+                <a:tint val="73000"/>
+              </a:schemeClr>
+            </a:gs>
+            <a:gs pos="100000">
+              <a:schemeClr val="phClr">
+                <a:lumMod val="105000"/>
+                <a:satMod val="109000"/>
+                <a:tint val="81000"/>
+              </a:schemeClr>
+            </a:gs>
+          </a:gsLst>
+          <a:lin ang="5400000" scaled="false"/>
+        </a:gradFill>
+        <a:gradFill rotWithShape="true">
+          <a:gsLst>
+            <a:gs pos="0">
+              <a:schemeClr val="phClr">
+                <a:satMod val="103000"/>
+                <a:lumMod val="102000"/>
+                <a:tint val="94000"/>
+              </a:schemeClr>
+            </a:gs>
+            <a:gs pos="50000">
+              <a:schemeClr val="phClr">
+                <a:satMod val="110000"/>
+                <a:lumMod val="100000"/>
+                <a:shade val="100000"/>
+              </a:schemeClr>
+            </a:gs>
+            <a:gs pos="100000">
+              <a:schemeClr val="phClr">
+                <a:lumMod val="99000"/>
+                <a:satMod val="120000"/>
+                <a:shade val="78000"/>
+              </a:schemeClr>
+            </a:gs>
+          </a:gsLst>
+          <a:lin ang="5400000" scaled="false"/>
+        </a:gradFill>
+      </a:fillStyleLst>
+      <a:lnStyleLst>
+        <a:ln w="6350" cap="flat" cmpd="sng" algn="ctr">
+          <a:solidFill>
+            <a:schemeClr val="phClr"/>
+          </a:solidFill>
+          <a:prstDash val="solid"/>
+          <a:miter lim="800000"/>
+        </a:ln>
+        <a:ln w="12700" cap="flat" cmpd="sng" algn="ctr">
+          <a:solidFill>
+            <a:schemeClr val="phClr"/>
+          </a:solidFill>
+          <a:prstDash val="solid"/>
+          <a:miter lim="800000"/>
+        </a:ln>
+        <a:ln w="19050" cap="flat" cmpd="sng" algn="ctr">
+          <a:solidFill>
+            <a:schemeClr val="phClr"/>
+          </a:solidFill>
+          <a:prstDash val="solid"/>
+          <a:miter lim="800000"/>
+        </a:ln>
+      </a:lnStyleLst>
+      <a:effectStyleLst>
+        <a:effectStyle>
+          <a:effectLst/>
+        </a:effectStyle>
+        <a:effectStyle>
+          <a:effectLst/>
+        </a:effectStyle>
+        <a:effectStyle>
+          <a:effectLst>
+            <a:outerShdw blurRad="57150" dist="19050" dir="5400000" algn="ctr" rotWithShape="false">
+              <a:srgbClr val="000000">
+                <a:alpha val="63000"/>
+              </a:srgbClr>
+            </a:outerShdw>
+          </a:effectLst>
+        </a:effectStyle>
+      </a:effectStyleLst>
+      <a:bgFillStyleLst>
+        <a:solidFill>
+          <a:schemeClr val="phClr"/>
+        </a:solidFill>
+        <a:solidFill>
+          <a:schemeClr val="phClr">
+            <a:tint val="95000"/>
+            <a:satMod val="170000"/>
+          </a:schemeClr>
+        </a:solidFill>
+        <a:gradFill rotWithShape="true">
+          <a:gsLst>
+            <a:gs pos="0">
+              <a:schemeClr val="phClr">
+                <a:tint val="93000"/>
+                <a:satMod val="150000"/>
+                <a:shade val="98000"/>
+                <a:lumMod val="102000"/>
+              </a:schemeClr>
+            </a:gs>
+            <a:gs pos="50000">
+              <a:schemeClr val="phClr">
+                <a:tint val="98000"/>
+                <a:satMod val="130000"/>
+                <a:shade val="90000"/>
+                <a:lumMod val="103000"/>
+              </a:schemeClr>
+            </a:gs>
+            <a:gs pos="100000">
+              <a:schemeClr val="phClr">
+                <a:shade val="63000"/>
+                <a:satMod val="120000"/>
+              </a:schemeClr>
+            </a:gs>
+          </a:gsLst>
+          <a:lin ang="5400000" scaled="false"/>
+        </a:gradFill>
+      </a:bgFillStyleLst>
+    </a:fmtScheme>
+  </a:themeElements>
+  <a:objectDefaults/>
+  <a:extraClrSchemeLst/>
+</a:theme>
 </file>
--- a/docs/DOC-04_Arquitetura.docx
+++ b/docs/DOC-04_Arquitetura.docx
@@ -149,7 +149,7 @@
                 <w:sz w:val="19"/>
                 <w:szCs w:val="19"/>
               </w:rPr>
-              <w:t xml:space="preserve">Lumen (nome de trabalho, sujeito a verificação de disponibilidade)</w:t>
+              <w:t xml:space="preserve">Lumen</w:t>
             </w:r>
           </w:p>
         </w:tc>
@@ -425,9 +425,11 @@
         <w:keepLines/>
         <w:spacing w:after="160" w:before="380"/>
       </w:pPr>
+      <w:bookmarkStart w:name="_Toc1" w:id="1"/>
       <w:r>
         <w:t xml:space="preserve">Sumário</w:t>
       </w:r>
+      <w:bookmarkEnd w:id="1"/>
     </w:p>
     <w:p>
       <w:pPr>
@@ -452,11 +454,551 @@
       </w:sdtPr>
       <w:sdtContent>
         <w:p>
+          <w:pPr>
+            <w:pStyle w:val="TOC1"/>
+            <w:tabs>
+              <w:tab w:val="right" w:pos="9638" w:leader="dot"/>
+            </w:tabs>
+          </w:pPr>
           <w:r>
             <w:fldChar w:fldCharType="begin" w:dirty="true"/>
             <w:instrText xml:space="preserve">TOC \h \o "1-3"</w:instrText>
             <w:fldChar w:fldCharType="separate"/>
           </w:r>
+          <w:hyperlink w:history="1" w:anchor="_Toc1">
+            <w:r>
+              <w:t xml:space="preserve">Sumário</w:t>
+            </w:r>
+            <w:r>
+              <w:tab/>
+            </w:r>
+            <w:r>
+              <w:fldChar w:fldCharType="begin" w:dirty="true"/>
+              <w:instrText xml:space="preserve">PAGEREF _Toc1 \h</w:instrText>
+              <w:fldChar w:fldCharType="separate"/>
+              <w:fldChar w:fldCharType="end"/>
+            </w:r>
+          </w:hyperlink>
+        </w:p>
+        <w:p>
+          <w:pPr>
+            <w:pStyle w:val="TOC1"/>
+            <w:tabs>
+              <w:tab w:val="right" w:pos="9638" w:leader="dot"/>
+            </w:tabs>
+          </w:pPr>
+          <w:hyperlink w:history="1" w:anchor="_Toc2">
+            <w:r>
+              <w:t xml:space="preserve">1. Direcionadores arquiteturais</w:t>
+            </w:r>
+            <w:r>
+              <w:tab/>
+            </w:r>
+            <w:r>
+              <w:fldChar w:fldCharType="begin" w:dirty="true"/>
+              <w:instrText xml:space="preserve">PAGEREF _Toc2 \h</w:instrText>
+              <w:fldChar w:fldCharType="separate"/>
+              <w:fldChar w:fldCharType="end"/>
+            </w:r>
+          </w:hyperlink>
+        </w:p>
+        <w:p>
+          <w:pPr>
+            <w:pStyle w:val="TOC1"/>
+            <w:tabs>
+              <w:tab w:val="right" w:pos="9638" w:leader="dot"/>
+            </w:tabs>
+          </w:pPr>
+          <w:hyperlink w:history="1" w:anchor="_Toc3">
+            <w:r>
+              <w:t xml:space="preserve">2. Visão de contexto e containers</w:t>
+            </w:r>
+            <w:r>
+              <w:tab/>
+            </w:r>
+            <w:r>
+              <w:fldChar w:fldCharType="begin" w:dirty="true"/>
+              <w:instrText xml:space="preserve">PAGEREF _Toc3 \h</w:instrText>
+              <w:fldChar w:fldCharType="separate"/>
+              <w:fldChar w:fldCharType="end"/>
+            </w:r>
+          </w:hyperlink>
+        </w:p>
+        <w:p>
+          <w:pPr>
+            <w:pStyle w:val="TOC2"/>
+            <w:tabs>
+              <w:tab w:val="right" w:pos="9638" w:leader="dot"/>
+            </w:tabs>
+            <w:ind w:left="220"/>
+          </w:pPr>
+          <w:hyperlink w:history="1" w:anchor="_Toc4">
+            <w:r>
+              <w:t xml:space="preserve">2.1 Responsabilidade de cada container</w:t>
+            </w:r>
+            <w:r>
+              <w:tab/>
+            </w:r>
+            <w:r>
+              <w:fldChar w:fldCharType="begin" w:dirty="true"/>
+              <w:instrText xml:space="preserve">PAGEREF _Toc4 \h</w:instrText>
+              <w:fldChar w:fldCharType="separate"/>
+              <w:fldChar w:fldCharType="end"/>
+            </w:r>
+          </w:hyperlink>
+        </w:p>
+        <w:p>
+          <w:pPr>
+            <w:pStyle w:val="TOC1"/>
+            <w:tabs>
+              <w:tab w:val="right" w:pos="9638" w:leader="dot"/>
+            </w:tabs>
+          </w:pPr>
+          <w:hyperlink w:history="1" w:anchor="_Toc5">
+            <w:r>
+              <w:t xml:space="preserve">3. Estilo arquitetural</w:t>
+            </w:r>
+            <w:r>
+              <w:tab/>
+            </w:r>
+            <w:r>
+              <w:fldChar w:fldCharType="begin" w:dirty="true"/>
+              <w:instrText xml:space="preserve">PAGEREF _Toc5 \h</w:instrText>
+              <w:fldChar w:fldCharType="separate"/>
+              <w:fldChar w:fldCharType="end"/>
+            </w:r>
+          </w:hyperlink>
+        </w:p>
+        <w:p>
+          <w:pPr>
+            <w:pStyle w:val="TOC2"/>
+            <w:tabs>
+              <w:tab w:val="right" w:pos="9638" w:leader="dot"/>
+            </w:tabs>
+            <w:ind w:left="220"/>
+          </w:pPr>
+          <w:hyperlink w:history="1" w:anchor="_Toc6">
+            <w:r>
+              <w:t xml:space="preserve">3.1 Portas e adaptadores na ingestão</w:t>
+            </w:r>
+            <w:r>
+              <w:tab/>
+            </w:r>
+            <w:r>
+              <w:fldChar w:fldCharType="begin" w:dirty="true"/>
+              <w:instrText xml:space="preserve">PAGEREF _Toc6 \h</w:instrText>
+              <w:fldChar w:fldCharType="separate"/>
+              <w:fldChar w:fldCharType="end"/>
+            </w:r>
+          </w:hyperlink>
+        </w:p>
+        <w:p>
+          <w:pPr>
+            <w:pStyle w:val="TOC2"/>
+            <w:tabs>
+              <w:tab w:val="right" w:pos="9638" w:leader="dot"/>
+            </w:tabs>
+            <w:ind w:left="220"/>
+          </w:pPr>
+          <w:hyperlink w:history="1" w:anchor="_Toc7">
+            <w:r>
+              <w:t xml:space="preserve">3.2 Camadas de dados no padrão medallion</w:t>
+            </w:r>
+            <w:r>
+              <w:tab/>
+            </w:r>
+            <w:r>
+              <w:fldChar w:fldCharType="begin" w:dirty="true"/>
+              <w:instrText xml:space="preserve">PAGEREF _Toc7 \h</w:instrText>
+              <w:fldChar w:fldCharType="separate"/>
+              <w:fldChar w:fldCharType="end"/>
+            </w:r>
+          </w:hyperlink>
+        </w:p>
+        <w:p>
+          <w:pPr>
+            <w:pStyle w:val="TOC1"/>
+            <w:tabs>
+              <w:tab w:val="right" w:pos="9638" w:leader="dot"/>
+            </w:tabs>
+          </w:pPr>
+          <w:hyperlink w:history="1" w:anchor="_Toc8">
+            <w:r>
+              <w:t xml:space="preserve">4. Decisões arquiteturais registradas</w:t>
+            </w:r>
+            <w:r>
+              <w:tab/>
+            </w:r>
+            <w:r>
+              <w:fldChar w:fldCharType="begin" w:dirty="true"/>
+              <w:instrText xml:space="preserve">PAGEREF _Toc8 \h</w:instrText>
+              <w:fldChar w:fldCharType="separate"/>
+              <w:fldChar w:fldCharType="end"/>
+            </w:r>
+          </w:hyperlink>
+        </w:p>
+        <w:p>
+          <w:pPr>
+            <w:pStyle w:val="TOC3"/>
+            <w:tabs>
+              <w:tab w:val="right" w:pos="9638" w:leader="dot"/>
+            </w:tabs>
+            <w:ind w:left="440"/>
+          </w:pPr>
+          <w:hyperlink w:history="1" w:anchor="_Toc9">
+            <w:r>
+              <w:t xml:space="preserve">ADR-001 — Usar PNCP e SICONFI como espinha dorsal, antes de qualquer raspagem municipal</w:t>
+            </w:r>
+            <w:r>
+              <w:tab/>
+            </w:r>
+            <w:r>
+              <w:fldChar w:fldCharType="begin" w:dirty="true"/>
+              <w:instrText xml:space="preserve">PAGEREF _Toc9 \h</w:instrText>
+              <w:fldChar w:fldCharType="separate"/>
+              <w:fldChar w:fldCharType="end"/>
+            </w:r>
+          </w:hyperlink>
+        </w:p>
+        <w:p>
+          <w:pPr>
+            <w:pStyle w:val="TOC3"/>
+            <w:tabs>
+              <w:tab w:val="right" w:pos="9638" w:leader="dot"/>
+            </w:tabs>
+            <w:ind w:left="440"/>
+          </w:pPr>
+          <w:hyperlink w:history="1" w:anchor="_Toc10">
+            <w:r>
+              <w:t xml:space="preserve">ADR-002 — Camada bronze imutável como fonte de verdade</w:t>
+            </w:r>
+            <w:r>
+              <w:tab/>
+            </w:r>
+            <w:r>
+              <w:fldChar w:fldCharType="begin" w:dirty="true"/>
+              <w:instrText xml:space="preserve">PAGEREF _Toc10 \h</w:instrText>
+              <w:fldChar w:fldCharType="separate"/>
+              <w:fldChar w:fldCharType="end"/>
+            </w:r>
+          </w:hyperlink>
+        </w:p>
+        <w:p>
+          <w:pPr>
+            <w:pStyle w:val="TOC3"/>
+            <w:tabs>
+              <w:tab w:val="right" w:pos="9638" w:leader="dot"/>
+            </w:tabs>
+            <w:ind w:left="440"/>
+          </w:pPr>
+          <w:hyperlink w:history="1" w:anchor="_Toc11">
+            <w:r>
+              <w:t xml:space="preserve">ADR-003 — Python na ingestão e detecção, TypeScript na API e no portal</w:t>
+            </w:r>
+            <w:r>
+              <w:tab/>
+            </w:r>
+            <w:r>
+              <w:fldChar w:fldCharType="begin" w:dirty="true"/>
+              <w:instrText xml:space="preserve">PAGEREF _Toc11 \h</w:instrText>
+              <w:fldChar w:fldCharType="separate"/>
+              <w:fldChar w:fldCharType="end"/>
+            </w:r>
+          </w:hyperlink>
+        </w:p>
+        <w:p>
+          <w:pPr>
+            <w:pStyle w:val="TOC3"/>
+            <w:tabs>
+              <w:tab w:val="right" w:pos="9638" w:leader="dot"/>
+            </w:tabs>
+            <w:ind w:left="440"/>
+          </w:pPr>
+          <w:hyperlink w:history="1" w:anchor="_Toc12">
+            <w:r>
+              <w:t xml:space="preserve">ADR-004 — Conectores declarativos em vez de código por fonte</w:t>
+            </w:r>
+            <w:r>
+              <w:tab/>
+            </w:r>
+            <w:r>
+              <w:fldChar w:fldCharType="begin" w:dirty="true"/>
+              <w:instrText xml:space="preserve">PAGEREF _Toc12 \h</w:instrText>
+              <w:fldChar w:fldCharType="separate"/>
+              <w:fldChar w:fldCharType="end"/>
+            </w:r>
+          </w:hyperlink>
+        </w:p>
+        <w:p>
+          <w:pPr>
+            <w:pStyle w:val="TOC3"/>
+            <w:tabs>
+              <w:tab w:val="right" w:pos="9638" w:leader="dot"/>
+            </w:tabs>
+            <w:ind w:left="440"/>
+          </w:pPr>
+          <w:hyperlink w:history="1" w:anchor="_Toc13">
+            <w:r>
+              <w:t xml:space="preserve">ADR-005 — PostgreSQL para domínio e formato colunar para análise</w:t>
+            </w:r>
+            <w:r>
+              <w:tab/>
+            </w:r>
+            <w:r>
+              <w:fldChar w:fldCharType="begin" w:dirty="true"/>
+              <w:instrText xml:space="preserve">PAGEREF _Toc13 \h</w:instrText>
+              <w:fldChar w:fldCharType="separate"/>
+              <w:fldChar w:fldCharType="end"/>
+            </w:r>
+          </w:hyperlink>
+        </w:p>
+        <w:p>
+          <w:pPr>
+            <w:pStyle w:val="TOC3"/>
+            <w:tabs>
+              <w:tab w:val="right" w:pos="9638" w:leader="dot"/>
+            </w:tabs>
+            <w:ind w:left="440"/>
+          </w:pPr>
+          <w:hyperlink w:history="1" w:anchor="_Toc14">
+            <w:r>
+              <w:t xml:space="preserve">ADR-006 — Regras explicáveis em vez de aprendizado de máquina na versão 1.0</w:t>
+            </w:r>
+            <w:r>
+              <w:tab/>
+            </w:r>
+            <w:r>
+              <w:fldChar w:fldCharType="begin" w:dirty="true"/>
+              <w:instrText xml:space="preserve">PAGEREF _Toc14 \h</w:instrText>
+              <w:fldChar w:fldCharType="separate"/>
+              <w:fldChar w:fldCharType="end"/>
+            </w:r>
+          </w:hyperlink>
+        </w:p>
+        <w:p>
+          <w:pPr>
+            <w:pStyle w:val="TOC3"/>
+            <w:tabs>
+              <w:tab w:val="right" w:pos="9638" w:leader="dot"/>
+            </w:tabs>
+            <w:ind w:left="440"/>
+          </w:pPr>
+          <w:hyperlink w:history="1" w:anchor="_Toc15">
+            <w:r>
+              <w:t xml:space="preserve">ADR-007 — Vocabulário controlado imposto por ferramenta, não por disciplina</w:t>
+            </w:r>
+            <w:r>
+              <w:tab/>
+            </w:r>
+            <w:r>
+              <w:fldChar w:fldCharType="begin" w:dirty="true"/>
+              <w:instrText xml:space="preserve">PAGEREF _Toc15 \h</w:instrText>
+              <w:fldChar w:fldCharType="separate"/>
+              <w:fldChar w:fldCharType="end"/>
+            </w:r>
+          </w:hyperlink>
+        </w:p>
+        <w:p>
+          <w:pPr>
+            <w:pStyle w:val="TOC3"/>
+            <w:tabs>
+              <w:tab w:val="right" w:pos="9638" w:leader="dot"/>
+            </w:tabs>
+            <w:ind w:left="440"/>
+          </w:pPr>
+          <w:hyperlink w:history="1" w:anchor="_Toc16">
+            <w:r>
+              <w:t xml:space="preserve">ADR-008 — Revisão humana obrigatória acima do limiar de severidade</w:t>
+            </w:r>
+            <w:r>
+              <w:tab/>
+            </w:r>
+            <w:r>
+              <w:fldChar w:fldCharType="begin" w:dirty="true"/>
+              <w:instrText xml:space="preserve">PAGEREF _Toc16 \h</w:instrText>
+              <w:fldChar w:fldCharType="separate"/>
+              <w:fldChar w:fldCharType="end"/>
+            </w:r>
+          </w:hyperlink>
+        </w:p>
+        <w:p>
+          <w:pPr>
+            <w:pStyle w:val="TOC3"/>
+            <w:tabs>
+              <w:tab w:val="right" w:pos="9638" w:leader="dot"/>
+            </w:tabs>
+            <w:ind w:left="440"/>
+          </w:pPr>
+          <w:hyperlink w:history="1" w:anchor="_Toc17">
+            <w:r>
+              <w:t xml:space="preserve">ADR-009 — Dagster como orquestrador, com os dados como cidadãos de primeira classe</w:t>
+            </w:r>
+            <w:r>
+              <w:tab/>
+            </w:r>
+            <w:r>
+              <w:fldChar w:fldCharType="begin" w:dirty="true"/>
+              <w:instrText xml:space="preserve">PAGEREF _Toc17 \h</w:instrText>
+              <w:fldChar w:fldCharType="separate"/>
+              <w:fldChar w:fldCharType="end"/>
+            </w:r>
+          </w:hyperlink>
+        </w:p>
+        <w:p>
+          <w:pPr>
+            <w:pStyle w:val="TOC3"/>
+            <w:tabs>
+              <w:tab w:val="right" w:pos="9638" w:leader="dot"/>
+            </w:tabs>
+            <w:ind w:left="440"/>
+          </w:pPr>
+          <w:hyperlink w:history="1" w:anchor="_Toc18">
+            <w:r>
+              <w:t xml:space="preserve">ADR-010 — Monorepo com pacotes separados</w:t>
+            </w:r>
+            <w:r>
+              <w:tab/>
+            </w:r>
+            <w:r>
+              <w:fldChar w:fldCharType="begin" w:dirty="true"/>
+              <w:instrText xml:space="preserve">PAGEREF _Toc18 \h</w:instrText>
+              <w:fldChar w:fldCharType="separate"/>
+              <w:fldChar w:fldCharType="end"/>
+            </w:r>
+          </w:hyperlink>
+        </w:p>
+        <w:p>
+          <w:pPr>
+            <w:pStyle w:val="TOC1"/>
+            <w:tabs>
+              <w:tab w:val="right" w:pos="9638" w:leader="dot"/>
+            </w:tabs>
+          </w:pPr>
+          <w:hyperlink w:history="1" w:anchor="_Toc19">
+            <w:r>
+              <w:t xml:space="preserve">5. Estrutura do repositório</w:t>
+            </w:r>
+            <w:r>
+              <w:tab/>
+            </w:r>
+            <w:r>
+              <w:fldChar w:fldCharType="begin" w:dirty="true"/>
+              <w:instrText xml:space="preserve">PAGEREF _Toc19 \h</w:instrText>
+              <w:fldChar w:fldCharType="separate"/>
+              <w:fldChar w:fldCharType="end"/>
+            </w:r>
+          </w:hyperlink>
+        </w:p>
+        <w:p>
+          <w:pPr>
+            <w:pStyle w:val="TOC1"/>
+            <w:tabs>
+              <w:tab w:val="right" w:pos="9638" w:leader="dot"/>
+            </w:tabs>
+          </w:pPr>
+          <w:hyperlink w:history="1" w:anchor="_Toc20">
+            <w:r>
+              <w:t xml:space="preserve">6. Volumetria e escalabilidade</w:t>
+            </w:r>
+            <w:r>
+              <w:tab/>
+            </w:r>
+            <w:r>
+              <w:fldChar w:fldCharType="begin" w:dirty="true"/>
+              <w:instrText xml:space="preserve">PAGEREF _Toc20 \h</w:instrText>
+              <w:fldChar w:fldCharType="separate"/>
+              <w:fldChar w:fldCharType="end"/>
+            </w:r>
+          </w:hyperlink>
+        </w:p>
+        <w:p>
+          <w:pPr>
+            <w:pStyle w:val="TOC3"/>
+            <w:tabs>
+              <w:tab w:val="right" w:pos="9638" w:leader="dot"/>
+            </w:tabs>
+            <w:ind w:left="440"/>
+          </w:pPr>
+          <w:hyperlink w:history="1" w:anchor="_Toc21">
+            <w:r>
+              <w:t xml:space="preserve">Estratégia de crescimento</w:t>
+            </w:r>
+            <w:r>
+              <w:tab/>
+            </w:r>
+            <w:r>
+              <w:fldChar w:fldCharType="begin" w:dirty="true"/>
+              <w:instrText xml:space="preserve">PAGEREF _Toc21 \h</w:instrText>
+              <w:fldChar w:fldCharType="separate"/>
+              <w:fldChar w:fldCharType="end"/>
+            </w:r>
+          </w:hyperlink>
+        </w:p>
+        <w:p>
+          <w:pPr>
+            <w:pStyle w:val="TOC1"/>
+            <w:tabs>
+              <w:tab w:val="right" w:pos="9638" w:leader="dot"/>
+            </w:tabs>
+          </w:pPr>
+          <w:hyperlink w:history="1" w:anchor="_Toc22">
+            <w:r>
+              <w:t xml:space="preserve">7. Segurança</w:t>
+            </w:r>
+            <w:r>
+              <w:tab/>
+            </w:r>
+            <w:r>
+              <w:fldChar w:fldCharType="begin" w:dirty="true"/>
+              <w:instrText xml:space="preserve">PAGEREF _Toc22 \h</w:instrText>
+              <w:fldChar w:fldCharType="separate"/>
+              <w:fldChar w:fldCharType="end"/>
+            </w:r>
+          </w:hyperlink>
+        </w:p>
+        <w:p>
+          <w:pPr>
+            <w:pStyle w:val="TOC1"/>
+            <w:tabs>
+              <w:tab w:val="right" w:pos="9638" w:leader="dot"/>
+            </w:tabs>
+          </w:pPr>
+          <w:hyperlink w:history="1" w:anchor="_Toc23">
+            <w:r>
+              <w:t xml:space="preserve">8. Observabilidade</w:t>
+            </w:r>
+            <w:r>
+              <w:tab/>
+            </w:r>
+            <w:r>
+              <w:fldChar w:fldCharType="begin" w:dirty="true"/>
+              <w:instrText xml:space="preserve">PAGEREF _Toc23 \h</w:instrText>
+              <w:fldChar w:fldCharType="separate"/>
+              <w:fldChar w:fldCharType="end"/>
+            </w:r>
+          </w:hyperlink>
+        </w:p>
+        <w:p>
+          <w:pPr>
+            <w:pStyle w:val="TOC1"/>
+            <w:tabs>
+              <w:tab w:val="right" w:pos="9638" w:leader="dot"/>
+            </w:tabs>
+          </w:pPr>
+          <w:hyperlink w:history="1" w:anchor="_Toc24">
+            <w:r>
+              <w:t xml:space="preserve">9. Implantação sem custo na Fase 1</w:t>
+            </w:r>
+            <w:r>
+              <w:tab/>
+            </w:r>
+            <w:r>
+              <w:fldChar w:fldCharType="begin" w:dirty="true"/>
+              <w:instrText xml:space="preserve">PAGEREF _Toc24 \h</w:instrText>
+              <w:fldChar w:fldCharType="separate"/>
+              <w:fldChar w:fldCharType="end"/>
+            </w:r>
+          </w:hyperlink>
         </w:p>
         <w:p>
           <w:r>
@@ -477,9 +1019,11 @@
         <w:keepLines/>
         <w:spacing w:after="160" w:before="380"/>
       </w:pPr>
+      <w:bookmarkStart w:name="_Toc2" w:id="2"/>
       <w:r>
         <w:t xml:space="preserve">1. Direcionadores arquiteturais</w:t>
       </w:r>
+      <w:bookmarkEnd w:id="2"/>
     </w:p>
     <w:p>
       <w:pPr>
@@ -875,9 +1419,11 @@
         <w:keepLines/>
         <w:spacing w:after="160" w:before="380"/>
       </w:pPr>
+      <w:bookmarkStart w:name="_Toc3" w:id="3"/>
       <w:r>
         <w:t xml:space="preserve">2. Visão de contexto e containers</w:t>
       </w:r>
+      <w:bookmarkEnd w:id="3"/>
     </w:p>
     <w:p>
       <w:pPr>
@@ -948,9 +1494,11 @@
         <w:keepLines/>
         <w:spacing w:after="120" w:before="280"/>
       </w:pPr>
+      <w:bookmarkStart w:name="_Toc4" w:id="4"/>
       <w:r>
         <w:t xml:space="preserve">2.1 Responsabilidade de cada container</w:t>
       </w:r>
+      <w:bookmarkEnd w:id="4"/>
     </w:p>
     <w:tbl>
       <w:tblPr>
@@ -2189,9 +2737,11 @@
         <w:keepLines/>
         <w:spacing w:after="160" w:before="380"/>
       </w:pPr>
+      <w:bookmarkStart w:name="_Toc5" w:id="5"/>
       <w:r>
         <w:t xml:space="preserve">3. Estilo arquitetural</w:t>
       </w:r>
+      <w:bookmarkEnd w:id="5"/>
     </w:p>
     <w:p>
       <w:pPr>
@@ -2200,9 +2750,11 @@
         <w:keepLines/>
         <w:spacing w:after="120" w:before="280"/>
       </w:pPr>
+      <w:bookmarkStart w:name="_Toc6" w:id="6"/>
       <w:r>
         <w:t xml:space="preserve">3.1 Portas e adaptadores na ingestão</w:t>
       </w:r>
+      <w:bookmarkEnd w:id="6"/>
     </w:p>
     <w:p>
       <w:pPr>
@@ -2965,9 +3517,11 @@
         <w:keepLines/>
         <w:spacing w:after="120" w:before="280"/>
       </w:pPr>
+      <w:bookmarkStart w:name="_Toc7" w:id="7"/>
       <w:r>
         <w:t xml:space="preserve">3.2 Camadas de dados no padrão medallion</w:t>
       </w:r>
+      <w:bookmarkEnd w:id="7"/>
     </w:p>
     <w:p>
       <w:pPr>
@@ -3436,9 +3990,11 @@
         <w:keepLines/>
         <w:spacing w:after="160" w:before="380"/>
       </w:pPr>
+      <w:bookmarkStart w:name="_Toc8" w:id="8"/>
       <w:r>
         <w:t xml:space="preserve">4. Decisões arquiteturais registradas</w:t>
       </w:r>
+      <w:bookmarkEnd w:id="8"/>
     </w:p>
     <w:p>
       <w:pPr>
@@ -3461,9 +4017,11 @@
         <w:keepLines/>
         <w:spacing w:after="100" w:before="220"/>
       </w:pPr>
+      <w:bookmarkStart w:name="_Toc9" w:id="9"/>
       <w:r>
         <w:t xml:space="preserve">ADR-001 — Usar PNCP e SICONFI como espinha dorsal, antes de qualquer raspagem municipal</w:t>
       </w:r>
+      <w:bookmarkEnd w:id="9"/>
     </w:p>
     <w:tbl>
       <w:tblPr>
@@ -3730,9 +4288,11 @@
         <w:keepLines/>
         <w:spacing w:after="100" w:before="220"/>
       </w:pPr>
+      <w:bookmarkStart w:name="_Toc10" w:id="10"/>
       <w:r>
         <w:t xml:space="preserve">ADR-002 — Camada bronze imutável como fonte de verdade</w:t>
       </w:r>
+      <w:bookmarkEnd w:id="10"/>
     </w:p>
     <w:tbl>
       <w:tblPr>
@@ -3999,9 +4559,11 @@
         <w:keepLines/>
         <w:spacing w:after="100" w:before="220"/>
       </w:pPr>
+      <w:bookmarkStart w:name="_Toc11" w:id="11"/>
       <w:r>
         <w:t xml:space="preserve">ADR-003 — Python na ingestão e detecção, TypeScript na API e no portal</w:t>
       </w:r>
+      <w:bookmarkEnd w:id="11"/>
     </w:p>
     <w:tbl>
       <w:tblPr>
@@ -4268,9 +4830,11 @@
         <w:keepLines/>
         <w:spacing w:after="100" w:before="220"/>
       </w:pPr>
+      <w:bookmarkStart w:name="_Toc12" w:id="12"/>
       <w:r>
         <w:t xml:space="preserve">ADR-004 — Conectores declarativos em vez de código por fonte</w:t>
       </w:r>
+      <w:bookmarkEnd w:id="12"/>
     </w:p>
     <w:tbl>
       <w:tblPr>
@@ -4537,9 +5101,11 @@
         <w:keepLines/>
         <w:spacing w:after="100" w:before="220"/>
       </w:pPr>
+      <w:bookmarkStart w:name="_Toc13" w:id="13"/>
       <w:r>
         <w:t xml:space="preserve">ADR-005 — PostgreSQL para domínio e formato colunar para análise</w:t>
       </w:r>
+      <w:bookmarkEnd w:id="13"/>
     </w:p>
     <w:tbl>
       <w:tblPr>
@@ -4806,9 +5372,11 @@
         <w:keepLines/>
         <w:spacing w:after="100" w:before="220"/>
       </w:pPr>
+      <w:bookmarkStart w:name="_Toc14" w:id="14"/>
       <w:r>
         <w:t xml:space="preserve">ADR-006 — Regras explicáveis em vez de aprendizado de máquina na versão 1.0</w:t>
       </w:r>
+      <w:bookmarkEnd w:id="14"/>
     </w:p>
     <w:tbl>
       <w:tblPr>
@@ -5075,9 +5643,11 @@
         <w:keepLines/>
         <w:spacing w:after="100" w:before="220"/>
       </w:pPr>
+      <w:bookmarkStart w:name="_Toc15" w:id="15"/>
       <w:r>
         <w:t xml:space="preserve">ADR-007 — Vocabulário controlado imposto por ferramenta, não por disciplina</w:t>
       </w:r>
+      <w:bookmarkEnd w:id="15"/>
     </w:p>
     <w:tbl>
       <w:tblPr>
@@ -5344,9 +5914,11 @@
         <w:keepLines/>
         <w:spacing w:after="100" w:before="220"/>
       </w:pPr>
+      <w:bookmarkStart w:name="_Toc16" w:id="16"/>
       <w:r>
         <w:t xml:space="preserve">ADR-008 — Revisão humana obrigatória acima do limiar de severidade</w:t>
       </w:r>
+      <w:bookmarkEnd w:id="16"/>
     </w:p>
     <w:tbl>
       <w:tblPr>
@@ -5613,9 +6185,11 @@
         <w:keepLines/>
         <w:spacing w:after="100" w:before="220"/>
       </w:pPr>
+      <w:bookmarkStart w:name="_Toc17" w:id="17"/>
       <w:r>
         <w:t xml:space="preserve">ADR-009 — Dagster como orquestrador, com os dados como cidadãos de primeira classe</w:t>
       </w:r>
+      <w:bookmarkEnd w:id="17"/>
     </w:p>
     <w:tbl>
       <w:tblPr>
@@ -5882,9 +6456,11 @@
         <w:keepLines/>
         <w:spacing w:after="100" w:before="220"/>
       </w:pPr>
+      <w:bookmarkStart w:name="_Toc18" w:id="18"/>
       <w:r>
         <w:t xml:space="preserve">ADR-010 — Monorepo com pacotes separados</w:t>
       </w:r>
+      <w:bookmarkEnd w:id="18"/>
     </w:p>
     <w:tbl>
       <w:tblPr>
@@ -6156,9 +6732,11 @@
         <w:keepLines/>
         <w:spacing w:after="160" w:before="380"/>
       </w:pPr>
+      <w:bookmarkStart w:name="_Toc19" w:id="19"/>
       <w:r>
         <w:t xml:space="preserve">5. Estrutura do repositório</w:t>
       </w:r>
+      <w:bookmarkEnd w:id="19"/>
     </w:p>
     <w:tbl>
       <w:tblPr>
@@ -7338,9 +7916,11 @@
         <w:keepLines/>
         <w:spacing w:after="160" w:before="380"/>
       </w:pPr>
+      <w:bookmarkStart w:name="_Toc20" w:id="20"/>
       <w:r>
         <w:t xml:space="preserve">6. Volumetria e escalabilidade</w:t>
       </w:r>
+      <w:bookmarkEnd w:id="20"/>
     </w:p>
     <w:p>
       <w:pPr>
@@ -7986,9 +8566,11 @@
         <w:keepLines/>
         <w:spacing w:after="100" w:before="220"/>
       </w:pPr>
+      <w:bookmarkStart w:name="_Toc21" w:id="21"/>
       <w:r>
         <w:t xml:space="preserve">Estratégia de crescimento</w:t>
       </w:r>
+      <w:bookmarkEnd w:id="21"/>
     </w:p>
     <w:p>
       <w:pPr>
@@ -8054,9 +8636,11 @@
         <w:keepLines/>
         <w:spacing w:after="160" w:before="380"/>
       </w:pPr>
+      <w:bookmarkStart w:name="_Toc22" w:id="22"/>
       <w:r>
         <w:t xml:space="preserve">7. Segurança</w:t>
       </w:r>
+      <w:bookmarkEnd w:id="22"/>
     </w:p>
     <w:tbl>
       <w:tblPr>
@@ -8674,9 +9258,11 @@
         <w:keepLines/>
         <w:spacing w:after="160" w:before="380"/>
       </w:pPr>
+      <w:bookmarkStart w:name="_Toc23" w:id="23"/>
       <w:r>
         <w:t xml:space="preserve">8. Observabilidade</w:t>
       </w:r>
+      <w:bookmarkEnd w:id="23"/>
     </w:p>
     <w:p>
       <w:pPr>
@@ -9118,9 +9704,11 @@
         <w:keepLines/>
         <w:spacing w:after="160" w:before="380"/>
       </w:pPr>
+      <w:bookmarkStart w:name="_Toc24" w:id="24"/>
       <w:r>
         <w:t xml:space="preserve">9. Implantação sem custo na Fase 1</w:t>
       </w:r>
+      <w:bookmarkEnd w:id="24"/>
     </w:p>
     <w:p>
       <w:pPr>
@@ -10103,6 +10691,21 @@
   <w:style w:type="paragraph" w:styleId="Normal" w:default="1">
     <w:name w:val="Normal"/>
     <w:qFormat/>
+  </w:style>
+  <w:style w:type="table" w:styleId="TableNormal" w:default="true">
+    <w:name w:val="Normal Table"/>
+    <w:uiPriority w:val="99"/>
+    <w:semiHidden/>
+    <w:unhideWhenUsed/>
+    <w:tblPr>
+      <w:tblInd w:type="dxa" w:w="0"/>
+      <w:tblCellMar>
+        <w:top w:type="dxa" w:w="0"/>
+        <w:left w:type="dxa" w:w="108"/>
+        <w:bottom w:type="dxa" w:w="0"/>
+        <w:right w:type="dxa" w:w="108"/>
+      </w:tblCellMar>
+    </w:tblPr>
   </w:style>
   <w:style w:type="paragraph" w:styleId="Title">
     <w:name w:val="Title"/>

--- a/docs/DOC-04_Arquitetura.docx
+++ b/docs/DOC-04_Arquitetura.docx
@@ -267,7 +267,7 @@
                 <w:sz w:val="19"/>
                 <w:szCs w:val="19"/>
               </w:rPr>
-              <w:t xml:space="preserve">1.1</w:t>
+              <w:t xml:space="preserve">1.2</w:t>
             </w:r>
           </w:p>
         </w:tc>
@@ -326,7 +326,7 @@
                 <w:sz w:val="19"/>
                 <w:szCs w:val="19"/>
               </w:rPr>
-              <w:t xml:space="preserve">7 de outubro de 2026</w:t>
+              <w:t xml:space="preserve">30 de outubro de 2026</w:t>
             </w:r>
           </w:p>
         </w:tc>
@@ -385,7 +385,7 @@
                 <w:sz w:val="19"/>
                 <w:szCs w:val="19"/>
               </w:rPr>
-              <w:t xml:space="preserve">Documento base; seção 9 com a implantação da Fase 1 (ADR-026)</w:t>
+              <w:t xml:space="preserve">Documento base; seções 5 e 9 com a estrutura e a implantação reais (ADR-026, ADR-050)</w:t>
             </w:r>
           </w:p>
         </w:tc>
@@ -6738,6 +6738,20 @@
       </w:r>
       <w:bookmarkEnd w:id="19"/>
     </w:p>
+    <w:p>
+      <w:pPr>
+        <w:spacing w:after="120"/>
+      </w:pPr>
+      <w:r>
+        <w:rPr>
+          <w:b w:val="false"/>
+          <w:bCs w:val="false"/>
+          <w:i w:val="false"/>
+          <w:iCs w:val="false"/>
+        </w:rPr>
+        <w:t xml:space="preserve">A estrutura real em outubro de 2026. Pastas previstas no desenho inicial e ainda não criadas: a API pública em TypeScript, o enriquecimento separado, os conectores declarativos em YAML (Fase 3), a orquestração em Dagster e o Terraform. O detalhe de cada pacote está na página Componentes da Wiki.</w:t>
+      </w:r>
+    </w:p>
     <w:tbl>
       <w:tblPr>
         <w:tblW w:type="dxa" w:w="9600"/>
@@ -6781,7 +6795,7 @@
                 <w:sz w:val="18"/>
                 <w:szCs w:val="18"/>
               </w:rPr>
-              <w:t xml:space="preserve">lumen/</w:t>
+              <w:t xml:space="preserve">FalkyriaLumen/</w:t>
             </w:r>
           </w:p>
         </w:tc>
@@ -6847,7 +6861,7 @@
                 <w:sz w:val="18"/>
                 <w:szCs w:val="18"/>
               </w:rPr>
-              <w:t xml:space="preserve">│   ├── canonico/              # esquema canonico: unica fonte de verdade do modelo</w:t>
+              <w:t xml:space="preserve">│   ├── canonico/       # esquema canonico, identidade, documentos e a migracao 0001 (PostgreSQL)</w:t>
             </w:r>
           </w:p>
         </w:tc>
@@ -6880,7 +6894,7 @@
                 <w:sz w:val="18"/>
                 <w:szCs w:val="18"/>
               </w:rPr>
-              <w:t xml:space="preserve">│   │   ├── schemas/           # definicoes versionadas (contrato entre Python e TS)</w:t>
+              <w:t xml:space="preserve">│   ├── ingestao/       # Python - coleta HTTP, bronze com hash (local ou S3) e adaptadores</w:t>
             </w:r>
           </w:p>
         </w:tc>
@@ -6913,7 +6927,7 @@
                 <w:sz w:val="18"/>
                 <w:szCs w:val="18"/>
               </w:rPr>
-              <w:t xml:space="preserve">│   │   └── migrations/</w:t>
+              <w:t xml:space="preserve">│   ├── normalizacao/   # Python - bruto para canonico, qualidade e quarentena</w:t>
             </w:r>
           </w:p>
         </w:tc>
@@ -6946,7 +6960,7 @@
                 <w:sz w:val="18"/>
                 <w:szCs w:val="18"/>
               </w:rPr>
-              <w:t xml:space="preserve">│   ├── ingestao/              # Python - portas e adaptadores de coleta</w:t>
+              <w:t xml:space="preserve">│   ├── conformidade/   # Python - entregas da LRF ao Tesouro (SICONFI)</w:t>
             </w:r>
           </w:p>
         </w:tc>
@@ -6979,7 +6993,7 @@
                 <w:sz w:val="18"/>
                 <w:szCs w:val="18"/>
               </w:rPr>
-              <w:t xml:space="preserve">│   │   ├── portas/            # protocolo FonteDados e tipos de dominio</w:t>
+              <w:t xml:space="preserve">│   ├── deteccao/       # Python - regras em modo silencioso (A-01, A-05, J-01)</w:t>
             </w:r>
           </w:p>
         </w:tc>
@@ -7012,7 +7026,7 @@
                 <w:sz w:val="18"/>
                 <w:szCs w:val="18"/>
               </w:rPr>
-              <w:t xml:space="preserve">│   │   ├── adaptadores/</w:t>
+              <w:t xml:space="preserve">│   ├── painel/         # Python - paineis de contratacoes, conformidade, governos municipais,</w:t>
             </w:r>
           </w:p>
         </w:tc>
@@ -7045,7 +7059,7 @@
                 <w:sz w:val="18"/>
                 <w:szCs w:val="18"/>
               </w:rPr>
-              <w:t xml:space="preserve">│   │   │   ├── api/           # pncp.py, siconfi.py, cgu.py, rfb.py, tse.py</w:t>
+              <w:t xml:space="preserve">│   │                   #   empresas, tribunais de contas e avisos (site estatico de dados)</w:t>
             </w:r>
           </w:p>
         </w:tc>
@@ -7078,7 +7092,7 @@
                 <w:sz w:val="18"/>
                 <w:szCs w:val="18"/>
               </w:rPr>
-              <w:t xml:space="preserve">│   │   │   ├── plataforma/    # familias de portal municipal</w:t>
+              <w:t xml:space="preserve">│   ├── economia/       # Python - series de economia e contas publicas</w:t>
             </w:r>
           </w:p>
         </w:tc>
@@ -7111,7 +7125,7 @@
                 <w:sz w:val="18"/>
                 <w:szCs w:val="18"/>
               </w:rPr>
-              <w:t xml:space="preserve">│   │   │   ├── declarativo/   # motor que interpreta as specs YAML</w:t>
+              <w:t xml:space="preserve">│   ├── mercado/        # Python - precos de referencia (ANP) para a A-05</w:t>
             </w:r>
           </w:p>
         </w:tc>
@@ -7144,7 +7158,7 @@
                 <w:sz w:val="18"/>
                 <w:szCs w:val="18"/>
               </w:rPr>
-              <w:t xml:space="preserve">│   │   │   └── documento/     # extracao de PDF, XLSX, HTML, OCR</w:t>
+              <w:t xml:space="preserve">│   ├── eleicoes/       # Python - aba Eleicoes: TSE ao vivo e dados abertos desde 1933</w:t>
             </w:r>
           </w:p>
         </w:tc>
@@ -7177,7 +7191,7 @@
                 <w:sz w:val="18"/>
                 <w:szCs w:val="18"/>
               </w:rPr>
-              <w:t xml:space="preserve">│   │   └── fontes/            # specs YAML, uma por fonte cadastrada</w:t>
+              <w:t xml:space="preserve">│   ├── orquestracao/   # Python - comando lumen e o pipeline local</w:t>
             </w:r>
           </w:p>
         </w:tc>
@@ -7210,7 +7224,7 @@
                 <w:sz w:val="18"/>
                 <w:szCs w:val="18"/>
               </w:rPr>
-              <w:t xml:space="preserve">│   ├── normalizacao/          # Python - bruto para canonico + qualidade</w:t>
+              <w:t xml:space="preserve">│   └── portal/         # Next.js - interface publica, exportacao estatica</w:t>
             </w:r>
           </w:p>
         </w:tc>
@@ -7243,7 +7257,7 @@
                 <w:sz w:val="18"/>
                 <w:szCs w:val="18"/>
               </w:rPr>
-              <w:t xml:space="preserve">│   ├── enriquecimento/        # Python - societario, catalogo, grupo de pares</w:t>
+              <w:t xml:space="preserve">├── infra/</w:t>
             </w:r>
           </w:p>
         </w:tc>
@@ -7276,7 +7290,7 @@
                 <w:sz w:val="18"/>
                 <w:szCs w:val="18"/>
               </w:rPr>
-              <w:t xml:space="preserve">│   ├── deteccao/              # Python - motor e catalogo de regras</w:t>
+              <w:t xml:space="preserve">│   ├── docker-compose.yml   # PostgreSQL e MinIO locais</w:t>
             </w:r>
           </w:p>
         </w:tc>
@@ -7309,7 +7323,7 @@
                 <w:sz w:val="18"/>
                 <w:szCs w:val="18"/>
               </w:rPr>
-              <w:t xml:space="preserve">│   │   ├── motor/</w:t>
+              <w:t xml:space="preserve">│   ├── proxy-br/            # intermediario em Sao Paulo (Vercel, ADR-050)</w:t>
             </w:r>
           </w:p>
         </w:tc>
@@ -7342,7 +7356,7 @@
                 <w:sz w:val="18"/>
                 <w:szCs w:val="18"/>
               </w:rPr>
-              <w:t xml:space="preserve">│   │   ├── regras/            # uma regra por arquivo, versionada</w:t>
+              <w:t xml:space="preserve">│   └── runner-br/           # runner proprio no Brasil para o TCE-RS (ADR-050)</w:t>
             </w:r>
           </w:p>
         </w:tc>
@@ -7375,7 +7389,7 @@
                 <w:sz w:val="18"/>
                 <w:szCs w:val="18"/>
               </w:rPr>
-              <w:t xml:space="preserve">│   │   └── calibracao/        # simulacao sobre janela historica</w:t>
+              <w:t xml:space="preserve">├── ferramentas/</w:t>
             </w:r>
           </w:p>
         </w:tc>
@@ -7408,7 +7422,7 @@
                 <w:sz w:val="18"/>
                 <w:szCs w:val="18"/>
               </w:rPr>
-              <w:t xml:space="preserve">│   ├── conformidade/          # Python - indice de transparencia</w:t>
+              <w:t xml:space="preserve">│   ├── lint-vocabulario/    # verificador de vocabulario controlado (ADR-007)</w:t>
             </w:r>
           </w:p>
         </w:tc>
@@ -7441,7 +7455,7 @@
                 <w:sz w:val="18"/>
                 <w:szCs w:val="18"/>
               </w:rPr>
-              <w:t xml:space="preserve">│   ├── api/                   # TypeScript - API publica (arquitetura limpa)</w:t>
+              <w:t xml:space="preserve">│   └── referencia/          # extracao do codigo para o DOC-11</w:t>
             </w:r>
           </w:p>
         </w:tc>
@@ -7474,7 +7488,7 @@
                 <w:sz w:val="18"/>
                 <w:szCs w:val="18"/>
               </w:rPr>
-              <w:t xml:space="preserve">│   │   ├── dominio/</w:t>
+              <w:t xml:space="preserve">├── .github/workflows/  # CI e as coletas agendadas (o orquestrador da Fase 1, ADR-026)</w:t>
             </w:r>
           </w:p>
         </w:tc>
@@ -7507,7 +7521,7 @@
                 <w:sz w:val="18"/>
                 <w:szCs w:val="18"/>
               </w:rPr>
-              <w:t xml:space="preserve">│   │   ├── aplicacao/</w:t>
+              <w:t xml:space="preserve">├── docs/               # DOC-01 a DOC-13, ADRs e a Wiki</w:t>
             </w:r>
           </w:p>
         </w:tc>
@@ -7540,7 +7554,7 @@
                 <w:sz w:val="18"/>
                 <w:szCs w:val="18"/>
               </w:rPr>
-              <w:t xml:space="preserve">│   │   ├── infra/</w:t>
+              <w:t xml:space="preserve">├── docs-src/           # fonte dos .docx</w:t>
             </w:r>
           </w:p>
         </w:tc>
@@ -7573,7 +7587,7 @@
                 <w:sz w:val="18"/>
                 <w:szCs w:val="18"/>
               </w:rPr>
-              <w:t xml:space="preserve">│   │   └── http/</w:t>
+              <w:t xml:space="preserve">└── testes/</w:t>
             </w:r>
           </w:p>
         </w:tc>
@@ -7606,7 +7620,7 @@
                 <w:sz w:val="18"/>
                 <w:szCs w:val="18"/>
               </w:rPr>
-              <w:t xml:space="preserve">│   └── portal/                # Next.js - interface publica</w:t>
+              <w:t xml:space="preserve">    ├── fixtures/       # amostras reais de cada fonte, versionadas</w:t>
             </w:r>
           </w:p>
         </w:tc>
@@ -7639,7 +7653,7 @@
                 <w:sz w:val="18"/>
                 <w:szCs w:val="18"/>
               </w:rPr>
-              <w:t xml:space="preserve">├── orquestracao/              # definicoes Dagster: ativos, jobs, agendas</w:t>
+              <w:t xml:space="preserve">    ├── contrato/       # testes de contrato contra as fontes reais</w:t>
             </w:r>
           </w:p>
         </w:tc>
@@ -7672,238 +7686,7 @@
                 <w:sz w:val="18"/>
                 <w:szCs w:val="18"/>
               </w:rPr>
-              <w:t xml:space="preserve">├── infra/                     # Terraform e Docker Compose</w:t>
-            </w:r>
-          </w:p>
-        </w:tc>
-      </w:tr>
-      <w:tr>
-        <w:tc>
-          <w:tcPr>
-            <w:tcW w:type="dxa" w:w="9600"/>
-            <w:tcBorders>
-              <w:top w:val="none" w:color="FFFFFF" w:sz="0"/>
-              <w:left w:val="none" w:color="FFFFFF" w:sz="0"/>
-              <w:bottom w:val="none" w:color="FFFFFF" w:sz="0"/>
-              <w:right w:val="none" w:color="FFFFFF" w:sz="0"/>
-            </w:tcBorders>
-            <w:shd w:fill="F5F5F5" w:val="clear"/>
-            <w:tcMar>
-              <w:top w:type="dxa" w:w="20"/>
-              <w:left w:type="dxa" w:w="120"/>
-              <w:bottom w:type="dxa" w:w="20"/>
-              <w:right w:type="dxa" w:w="100"/>
-            </w:tcMar>
-          </w:tcPr>
-          <w:p>
-            <w:pPr>
-              <w:spacing w:after="0"/>
-            </w:pPr>
-            <w:r>
-              <w:rPr>
-                <w:rFonts w:ascii="Consolas" w:cs="Consolas" w:eastAsia="Consolas" w:hAnsi="Consolas"/>
-                <w:sz w:val="18"/>
-                <w:szCs w:val="18"/>
-              </w:rPr>
-              <w:t xml:space="preserve">├── ferramentas/</w:t>
-            </w:r>
-          </w:p>
-        </w:tc>
-      </w:tr>
-      <w:tr>
-        <w:tc>
-          <w:tcPr>
-            <w:tcW w:type="dxa" w:w="9600"/>
-            <w:tcBorders>
-              <w:top w:val="none" w:color="FFFFFF" w:sz="0"/>
-              <w:left w:val="none" w:color="FFFFFF" w:sz="0"/>
-              <w:bottom w:val="none" w:color="FFFFFF" w:sz="0"/>
-              <w:right w:val="none" w:color="FFFFFF" w:sz="0"/>
-            </w:tcBorders>
-            <w:shd w:fill="F5F5F5" w:val="clear"/>
-            <w:tcMar>
-              <w:top w:type="dxa" w:w="20"/>
-              <w:left w:type="dxa" w:w="120"/>
-              <w:bottom w:type="dxa" w:w="20"/>
-              <w:right w:type="dxa" w:w="100"/>
-            </w:tcMar>
-          </w:tcPr>
-          <w:p>
-            <w:pPr>
-              <w:spacing w:after="0"/>
-            </w:pPr>
-            <w:r>
-              <w:rPr>
-                <w:rFonts w:ascii="Consolas" w:cs="Consolas" w:eastAsia="Consolas" w:hAnsi="Consolas"/>
-                <w:sz w:val="18"/>
-                <w:szCs w:val="18"/>
-              </w:rPr>
-              <w:t xml:space="preserve">│   └── lint-vocabulario/      # verificador de vocabulario controlado (ADR-007)</w:t>
-            </w:r>
-          </w:p>
-        </w:tc>
-      </w:tr>
-      <w:tr>
-        <w:tc>
-          <w:tcPr>
-            <w:tcW w:type="dxa" w:w="9600"/>
-            <w:tcBorders>
-              <w:top w:val="none" w:color="FFFFFF" w:sz="0"/>
-              <w:left w:val="none" w:color="FFFFFF" w:sz="0"/>
-              <w:bottom w:val="none" w:color="FFFFFF" w:sz="0"/>
-              <w:right w:val="none" w:color="FFFFFF" w:sz="0"/>
-            </w:tcBorders>
-            <w:shd w:fill="F5F5F5" w:val="clear"/>
-            <w:tcMar>
-              <w:top w:type="dxa" w:w="20"/>
-              <w:left w:type="dxa" w:w="120"/>
-              <w:bottom w:type="dxa" w:w="20"/>
-              <w:right w:type="dxa" w:w="100"/>
-            </w:tcMar>
-          </w:tcPr>
-          <w:p>
-            <w:pPr>
-              <w:spacing w:after="0"/>
-            </w:pPr>
-            <w:r>
-              <w:rPr>
-                <w:rFonts w:ascii="Consolas" w:cs="Consolas" w:eastAsia="Consolas" w:hAnsi="Consolas"/>
-                <w:sz w:val="18"/>
-                <w:szCs w:val="18"/>
-              </w:rPr>
-              <w:t xml:space="preserve">├── docs/                      # DOC-01 a DOC-10 e ADRs</w:t>
-            </w:r>
-          </w:p>
-        </w:tc>
-      </w:tr>
-      <w:tr>
-        <w:tc>
-          <w:tcPr>
-            <w:tcW w:type="dxa" w:w="9600"/>
-            <w:tcBorders>
-              <w:top w:val="none" w:color="FFFFFF" w:sz="0"/>
-              <w:left w:val="none" w:color="FFFFFF" w:sz="0"/>
-              <w:bottom w:val="none" w:color="FFFFFF" w:sz="0"/>
-              <w:right w:val="none" w:color="FFFFFF" w:sz="0"/>
-            </w:tcBorders>
-            <w:shd w:fill="F5F5F5" w:val="clear"/>
-            <w:tcMar>
-              <w:top w:type="dxa" w:w="20"/>
-              <w:left w:type="dxa" w:w="120"/>
-              <w:bottom w:type="dxa" w:w="20"/>
-              <w:right w:type="dxa" w:w="100"/>
-            </w:tcMar>
-          </w:tcPr>
-          <w:p>
-            <w:pPr>
-              <w:spacing w:after="0"/>
-            </w:pPr>
-            <w:r>
-              <w:rPr>
-                <w:rFonts w:ascii="Consolas" w:cs="Consolas" w:eastAsia="Consolas" w:hAnsi="Consolas"/>
-                <w:sz w:val="18"/>
-                <w:szCs w:val="18"/>
-              </w:rPr>
-              <w:t xml:space="preserve">└── testes/</w:t>
-            </w:r>
-          </w:p>
-        </w:tc>
-      </w:tr>
-      <w:tr>
-        <w:tc>
-          <w:tcPr>
-            <w:tcW w:type="dxa" w:w="9600"/>
-            <w:tcBorders>
-              <w:top w:val="none" w:color="FFFFFF" w:sz="0"/>
-              <w:left w:val="none" w:color="FFFFFF" w:sz="0"/>
-              <w:bottom w:val="none" w:color="FFFFFF" w:sz="0"/>
-              <w:right w:val="none" w:color="FFFFFF" w:sz="0"/>
-            </w:tcBorders>
-            <w:shd w:fill="F5F5F5" w:val="clear"/>
-            <w:tcMar>
-              <w:top w:type="dxa" w:w="20"/>
-              <w:left w:type="dxa" w:w="120"/>
-              <w:bottom w:type="dxa" w:w="20"/>
-              <w:right w:type="dxa" w:w="100"/>
-            </w:tcMar>
-          </w:tcPr>
-          <w:p>
-            <w:pPr>
-              <w:spacing w:after="0"/>
-            </w:pPr>
-            <w:r>
-              <w:rPr>
-                <w:rFonts w:ascii="Consolas" w:cs="Consolas" w:eastAsia="Consolas" w:hAnsi="Consolas"/>
-                <w:sz w:val="18"/>
-                <w:szCs w:val="18"/>
-              </w:rPr>
-              <w:t xml:space="preserve">    ├── fixtures/              # amostras reais de cada fonte, versionadas</w:t>
-            </w:r>
-          </w:p>
-        </w:tc>
-      </w:tr>
-      <w:tr>
-        <w:tc>
-          <w:tcPr>
-            <w:tcW w:type="dxa" w:w="9600"/>
-            <w:tcBorders>
-              <w:top w:val="none" w:color="FFFFFF" w:sz="0"/>
-              <w:left w:val="none" w:color="FFFFFF" w:sz="0"/>
-              <w:bottom w:val="none" w:color="FFFFFF" w:sz="0"/>
-              <w:right w:val="none" w:color="FFFFFF" w:sz="0"/>
-            </w:tcBorders>
-            <w:shd w:fill="F5F5F5" w:val="clear"/>
-            <w:tcMar>
-              <w:top w:type="dxa" w:w="20"/>
-              <w:left w:type="dxa" w:w="120"/>
-              <w:bottom w:type="dxa" w:w="20"/>
-              <w:right w:type="dxa" w:w="100"/>
-            </w:tcMar>
-          </w:tcPr>
-          <w:p>
-            <w:pPr>
-              <w:spacing w:after="0"/>
-            </w:pPr>
-            <w:r>
-              <w:rPr>
-                <w:rFonts w:ascii="Consolas" w:cs="Consolas" w:eastAsia="Consolas" w:hAnsi="Consolas"/>
-                <w:sz w:val="18"/>
-                <w:szCs w:val="18"/>
-              </w:rPr>
-              <w:t xml:space="preserve">    ├── contrato/              # testes de contrato por fonte externa</w:t>
-            </w:r>
-          </w:p>
-        </w:tc>
-      </w:tr>
-      <w:tr>
-        <w:tc>
-          <w:tcPr>
-            <w:tcW w:type="dxa" w:w="9600"/>
-            <w:tcBorders>
-              <w:top w:val="none" w:color="FFFFFF" w:sz="0"/>
-              <w:left w:val="none" w:color="FFFFFF" w:sz="0"/>
-              <w:bottom w:val="none" w:color="FFFFFF" w:sz="0"/>
-              <w:right w:val="none" w:color="FFFFFF" w:sz="0"/>
-            </w:tcBorders>
-            <w:shd w:fill="F5F5F5" w:val="clear"/>
-            <w:tcMar>
-              <w:top w:type="dxa" w:w="20"/>
-              <w:left w:type="dxa" w:w="120"/>
-              <w:bottom w:type="dxa" w:w="20"/>
-              <w:right w:type="dxa" w:w="100"/>
-            </w:tcMar>
-          </w:tcPr>
-          <w:p>
-            <w:pPr>
-              <w:spacing w:after="0"/>
-            </w:pPr>
-            <w:r>
-              <w:rPr>
-                <w:rFonts w:ascii="Consolas" w:cs="Consolas" w:eastAsia="Consolas" w:hAnsi="Consolas"/>
-                <w:sz w:val="18"/>
-                <w:szCs w:val="18"/>
-              </w:rPr>
-              <w:t xml:space="preserve">    └── regras/                # casos sinteticos por regra de deteccao</w:t>
+              <w:t xml:space="preserve">    └── integracao/     # testes contra o PostgreSQL</w:t>
             </w:r>
           </w:p>
         </w:tc>
@@ -9884,7 +9667,7 @@
                 <w:sz w:val="17"/>
                 <w:szCs w:val="17"/>
               </w:rPr>
-              <w:t xml:space="preserve">Cloudflare R2: feeds públicos, estado das cargas e, quando a coleta sair do computador local, a prova com trava de bucket</w:t>
+              <w:t xml:space="preserve">Supabase Storage (compatível com S3) para os feeds das eleições desde 14/10/2026; versões do GitHub (painel-estado) para o estado das coletas; R2 continua como alternativa sem mudar o código</w:t>
             </w:r>
           </w:p>
         </w:tc>
@@ -9911,7 +9694,7 @@
                 <w:sz w:val="17"/>
                 <w:szCs w:val="17"/>
               </w:rPr>
-              <w:t xml:space="preserve">10 GB-mês somados</w:t>
+              <w:t xml:space="preserve">1 GB do Supabase gratuito (o bucket tem teto de 900 MB)</w:t>
             </w:r>
           </w:p>
         </w:tc>
@@ -9970,7 +9753,7 @@
                 <w:sz w:val="17"/>
                 <w:szCs w:val="17"/>
               </w:rPr>
-              <w:t xml:space="preserve">Parquet no R2, consultado com DuckDB</w:t>
+              <w:t xml:space="preserve">Parquet consultado com DuckDB, no estado das coletas</w:t>
             </w:r>
           </w:p>
         </w:tc>
@@ -9997,7 +9780,7 @@
                 <w:sz w:val="17"/>
                 <w:szCs w:val="17"/>
               </w:rPr>
-              <w:t xml:space="preserve">Os mesmos 10 GB</w:t>
+              <w:t xml:space="preserve">O mesmo armazenamento</w:t>
             </w:r>
           </w:p>
         </w:tc>
@@ -10056,7 +9839,7 @@
                 <w:sz w:val="17"/>
                 <w:szCs w:val="17"/>
               </w:rPr>
-              <w:t xml:space="preserve">Supabase gratuito, em organização própria do projeto, com a migração 0001</w:t>
+              <w:t xml:space="preserve">PostgreSQL local (Docker) com a migração 0001; o Supabase do núcleo, em organização própria, ainda por criar</w:t>
             </w:r>
           </w:p>
         </w:tc>
@@ -10169,7 +9952,7 @@
                 <w:sz w:val="17"/>
                 <w:szCs w:val="17"/>
               </w:rPr>
-              <w:t xml:space="preserve">2.000 minutos por mês em repositório privado</w:t>
+              <w:t xml:space="preserve">Repositório público: os minutos não são cobrados</w:t>
             </w:r>
           </w:p>
         </w:tc>
@@ -10228,7 +10011,7 @@
                 <w:sz w:val="17"/>
                 <w:szCs w:val="17"/>
               </w:rPr>
-              <w:t xml:space="preserve">Cloudflare Pages, site estático</w:t>
+              <w:t xml:space="preserve">Vercel, exportação estática; os dados dos painéis no GitHub Pages; o Cloudflare Pages tem fluxo pronto (portal-pages)</w:t>
             </w:r>
           </w:p>
         </w:tc>
@@ -10287,7 +10070,7 @@
                 <w:sz w:val="17"/>
                 <w:szCs w:val="17"/>
               </w:rPr>
-              <w:t xml:space="preserve">Índice de busca e API pública</w:t>
+              <w:t xml:space="preserve">Acesso às fontes só do Brasil</w:t>
             </w:r>
           </w:p>
         </w:tc>
@@ -10314,7 +10097,7 @@
                 <w:sz w:val="17"/>
                 <w:szCs w:val="17"/>
               </w:rPr>
-              <w:t xml:space="preserve">Ainda não implantados: entram nas fases seguintes (DOC-10)</w:t>
+              <w:t xml:space="preserve">Função da Vercel em São Paulo (infra/proxy-br) e, para o TCE-RS, runner próprio num servidor no Brasil (infra/runner-br)</w:t>
             </w:r>
           </w:p>
         </w:tc>
@@ -10322,6 +10105,92 @@
           <w:tcPr>
             <w:tcW w:type="dxa" w:w="3000"/>
             <w:shd w:fill="F2F2F2" w:val="clear"/>
+            <w:tcMar>
+              <w:top w:type="dxa" w:w="70"/>
+              <w:left w:type="dxa" w:w="110"/>
+              <w:bottom w:type="dxa" w:w="70"/>
+              <w:right w:type="dxa" w:w="110"/>
+            </w:tcMar>
+            <w:vAlign w:val="center"/>
+          </w:tcPr>
+          <w:p>
+            <w:pPr>
+              <w:spacing w:after="0"/>
+            </w:pPr>
+            <w:r>
+              <w:rPr>
+                <w:b w:val="false"/>
+                <w:bCs w:val="false"/>
+                <w:sz w:val="17"/>
+                <w:szCs w:val="17"/>
+              </w:rPr>
+              <w:t xml:space="preserve">O servidor do runner, se não for o gratuito</w:t>
+            </w:r>
+          </w:p>
+        </w:tc>
+      </w:tr>
+      <w:tr>
+        <w:trPr>
+          <w:cantSplit/>
+        </w:trPr>
+        <w:tc>
+          <w:tcPr>
+            <w:tcW w:type="dxa" w:w="2400"/>
+            <w:shd w:fill="FFFFFF" w:val="clear"/>
+            <w:tcMar>
+              <w:top w:type="dxa" w:w="70"/>
+              <w:left w:type="dxa" w:w="110"/>
+              <w:bottom w:type="dxa" w:w="70"/>
+              <w:right w:type="dxa" w:w="110"/>
+            </w:tcMar>
+            <w:vAlign w:val="center"/>
+          </w:tcPr>
+          <w:p>
+            <w:pPr>
+              <w:spacing w:after="0"/>
+            </w:pPr>
+            <w:r>
+              <w:rPr>
+                <w:b w:val="false"/>
+                <w:bCs w:val="false"/>
+                <w:sz w:val="17"/>
+                <w:szCs w:val="17"/>
+              </w:rPr>
+              <w:t xml:space="preserve">Índice de busca e API pública</w:t>
+            </w:r>
+          </w:p>
+        </w:tc>
+        <w:tc>
+          <w:tcPr>
+            <w:tcW w:type="dxa" w:w="4200"/>
+            <w:shd w:fill="FFFFFF" w:val="clear"/>
+            <w:tcMar>
+              <w:top w:type="dxa" w:w="70"/>
+              <w:left w:type="dxa" w:w="110"/>
+              <w:bottom w:type="dxa" w:w="70"/>
+              <w:right w:type="dxa" w:w="110"/>
+            </w:tcMar>
+            <w:vAlign w:val="center"/>
+          </w:tcPr>
+          <w:p>
+            <w:pPr>
+              <w:spacing w:after="0"/>
+            </w:pPr>
+            <w:r>
+              <w:rPr>
+                <w:b w:val="false"/>
+                <w:bCs w:val="false"/>
+                <w:sz w:val="17"/>
+                <w:szCs w:val="17"/>
+              </w:rPr>
+              <w:t xml:space="preserve">Ainda não implantados: entram nas fases seguintes (DOC-10)</w:t>
+            </w:r>
+          </w:p>
+        </w:tc>
+        <w:tc>
+          <w:tcPr>
+            <w:tcW w:type="dxa" w:w="3000"/>
+            <w:shd w:fill="FFFFFF" w:val="clear"/>
             <w:tcMar>
               <w:top w:type="dxa" w:w="70"/>
               <w:left w:type="dxa" w:w="110"/>
